--- a/SI_odoo_Lilian_Ander.docx
+++ b/SI_odoo_Lilian_Ander.docx
@@ -121,6 +121,7 @@
           <w:szCs w:val="56"/>
         </w:rPr>
       </w:pPr>
+      <w:proofErr w:type="gramStart"/>
       <w:r>
         <w:rPr>
           <w:sz w:val="56"/>
@@ -128,6 +129,7 @@
         </w:rPr>
         <w:t>et</w:t>
       </w:r>
+      <w:proofErr w:type="gramEnd"/>
     </w:p>
     <w:p>
       <w:pPr>
@@ -137,12 +139,21 @@
           <w:szCs w:val="56"/>
         </w:rPr>
       </w:pPr>
+      <w:proofErr w:type="spellStart"/>
       <w:r>
         <w:rPr>
           <w:sz w:val="56"/>
           <w:szCs w:val="56"/>
         </w:rPr>
-        <w:t>Ander Pic</w:t>
+        <w:t>Ander</w:t>
+      </w:r>
+      <w:proofErr w:type="spellEnd"/>
+      <w:r>
+        <w:rPr>
+          <w:sz w:val="56"/>
+          <w:szCs w:val="56"/>
+        </w:rPr>
+        <w:t xml:space="preserve"> Pic</w:t>
       </w:r>
     </w:p>
     <w:p>
@@ -251,7 +262,7 @@
             </w:rPr>
             <w:fldChar w:fldCharType="separate"/>
           </w:r>
-          <w:hyperlink w:anchor="_Toc210666577" w:history="1">
+          <w:hyperlink w:anchor="_Toc210670196" w:history="1">
             <w:r>
               <w:rPr>
                 <w:rStyle w:val="Lienhypertexte"/>
@@ -278,7 +289,7 @@
                 <w:noProof/>
                 <w:webHidden/>
               </w:rPr>
-              <w:instrText xml:space="preserve"> PAGEREF _Toc210666577 \h </w:instrText>
+              <w:instrText xml:space="preserve"> PAGEREF _Toc210670196 \h </w:instrText>
             </w:r>
             <w:r>
               <w:rPr>
@@ -325,7 +336,7 @@
               <w:lang w:eastAsia="fr-FR"/>
             </w:rPr>
           </w:pPr>
-          <w:hyperlink w:anchor="_Toc210666578" w:history="1">
+          <w:hyperlink w:anchor="_Toc210670197" w:history="1">
             <w:r>
               <w:rPr>
                 <w:rStyle w:val="Lienhypertexte"/>
@@ -352,7 +363,7 @@
                 <w:noProof/>
                 <w:webHidden/>
               </w:rPr>
-              <w:instrText xml:space="preserve"> PAGEREF _Toc210666578 \h </w:instrText>
+              <w:instrText xml:space="preserve"> PAGEREF _Toc210670197 \h </w:instrText>
             </w:r>
             <w:r>
               <w:rPr>
@@ -399,7 +410,7 @@
               <w:lang w:eastAsia="fr-FR"/>
             </w:rPr>
           </w:pPr>
-          <w:hyperlink w:anchor="_Toc210666579" w:history="1">
+          <w:hyperlink w:anchor="_Toc210670198" w:history="1">
             <w:r>
               <w:rPr>
                 <w:rStyle w:val="Lienhypertexte"/>
@@ -426,7 +437,7 @@
                 <w:noProof/>
                 <w:webHidden/>
               </w:rPr>
-              <w:instrText xml:space="preserve"> PAGEREF _Toc210666579 \h </w:instrText>
+              <w:instrText xml:space="preserve"> PAGEREF _Toc210670198 \h </w:instrText>
             </w:r>
             <w:r>
               <w:rPr>
@@ -473,7 +484,7 @@
               <w:lang w:eastAsia="fr-FR"/>
             </w:rPr>
           </w:pPr>
-          <w:hyperlink w:anchor="_Toc210666580" w:history="1">
+          <w:hyperlink w:anchor="_Toc210670199" w:history="1">
             <w:r>
               <w:rPr>
                 <w:rStyle w:val="Lienhypertexte"/>
@@ -500,7 +511,7 @@
                 <w:noProof/>
                 <w:webHidden/>
               </w:rPr>
-              <w:instrText xml:space="preserve"> PAGEREF _Toc210666580 \h </w:instrText>
+              <w:instrText xml:space="preserve"> PAGEREF _Toc210670199 \h </w:instrText>
             </w:r>
             <w:r>
               <w:rPr>
@@ -521,6 +532,370 @@
                 <w:webHidden/>
               </w:rPr>
               <w:t>4</w:t>
+            </w:r>
+            <w:r>
+              <w:rPr>
+                <w:noProof/>
+                <w:webHidden/>
+              </w:rPr>
+              <w:fldChar w:fldCharType="end"/>
+            </w:r>
+          </w:hyperlink>
+        </w:p>
+        <w:p>
+          <w:pPr>
+            <w:pStyle w:val="TM3"/>
+            <w:tabs>
+              <w:tab w:val="right" w:leader="dot" w:pos="9062"/>
+            </w:tabs>
+            <w:rPr>
+              <w:rFonts w:eastAsiaTheme="minorEastAsia"/>
+              <w:noProof/>
+              <w:sz w:val="24"/>
+              <w:szCs w:val="24"/>
+              <w:lang w:eastAsia="fr-FR"/>
+            </w:rPr>
+          </w:pPr>
+          <w:hyperlink w:anchor="_Toc210670200" w:history="1">
+            <w:r>
+              <w:rPr>
+                <w:rStyle w:val="Lienhypertexte"/>
+                <w:noProof/>
+              </w:rPr>
+              <w:t>La configuration lors de la première connexion</w:t>
+            </w:r>
+            <w:r>
+              <w:rPr>
+                <w:noProof/>
+                <w:webHidden/>
+              </w:rPr>
+              <w:tab/>
+            </w:r>
+            <w:r>
+              <w:rPr>
+                <w:noProof/>
+                <w:webHidden/>
+              </w:rPr>
+              <w:fldChar w:fldCharType="begin"/>
+            </w:r>
+            <w:r>
+              <w:rPr>
+                <w:noProof/>
+                <w:webHidden/>
+              </w:rPr>
+              <w:instrText xml:space="preserve"> PAGEREF _Toc210670200 \h </w:instrText>
+            </w:r>
+            <w:r>
+              <w:rPr>
+                <w:noProof/>
+                <w:webHidden/>
+              </w:rPr>
+            </w:r>
+            <w:r>
+              <w:rPr>
+                <w:noProof/>
+                <w:webHidden/>
+              </w:rPr>
+              <w:fldChar w:fldCharType="separate"/>
+            </w:r>
+            <w:r>
+              <w:rPr>
+                <w:noProof/>
+                <w:webHidden/>
+              </w:rPr>
+              <w:t>5</w:t>
+            </w:r>
+            <w:r>
+              <w:rPr>
+                <w:noProof/>
+                <w:webHidden/>
+              </w:rPr>
+              <w:fldChar w:fldCharType="end"/>
+            </w:r>
+          </w:hyperlink>
+        </w:p>
+        <w:p>
+          <w:pPr>
+            <w:pStyle w:val="TM2"/>
+            <w:tabs>
+              <w:tab w:val="right" w:leader="dot" w:pos="9062"/>
+            </w:tabs>
+            <w:rPr>
+              <w:rFonts w:eastAsiaTheme="minorEastAsia"/>
+              <w:b w:val="0"/>
+              <w:bCs w:val="0"/>
+              <w:noProof/>
+              <w:sz w:val="24"/>
+              <w:szCs w:val="24"/>
+              <w:lang w:eastAsia="fr-FR"/>
+            </w:rPr>
+          </w:pPr>
+          <w:hyperlink w:anchor="_Toc210670201" w:history="1">
+            <w:r>
+              <w:rPr>
+                <w:rStyle w:val="Lienhypertexte"/>
+                <w:noProof/>
+              </w:rPr>
+              <w:t>Création de différents compte utilisateurs</w:t>
+            </w:r>
+            <w:r>
+              <w:rPr>
+                <w:noProof/>
+                <w:webHidden/>
+              </w:rPr>
+              <w:tab/>
+            </w:r>
+            <w:r>
+              <w:rPr>
+                <w:noProof/>
+                <w:webHidden/>
+              </w:rPr>
+              <w:fldChar w:fldCharType="begin"/>
+            </w:r>
+            <w:r>
+              <w:rPr>
+                <w:noProof/>
+                <w:webHidden/>
+              </w:rPr>
+              <w:instrText xml:space="preserve"> PAGEREF _Toc210670201 \h </w:instrText>
+            </w:r>
+            <w:r>
+              <w:rPr>
+                <w:noProof/>
+                <w:webHidden/>
+              </w:rPr>
+            </w:r>
+            <w:r>
+              <w:rPr>
+                <w:noProof/>
+                <w:webHidden/>
+              </w:rPr>
+              <w:fldChar w:fldCharType="separate"/>
+            </w:r>
+            <w:r>
+              <w:rPr>
+                <w:noProof/>
+                <w:webHidden/>
+              </w:rPr>
+              <w:t>6</w:t>
+            </w:r>
+            <w:r>
+              <w:rPr>
+                <w:noProof/>
+                <w:webHidden/>
+              </w:rPr>
+              <w:fldChar w:fldCharType="end"/>
+            </w:r>
+          </w:hyperlink>
+        </w:p>
+        <w:p>
+          <w:pPr>
+            <w:pStyle w:val="TM3"/>
+            <w:tabs>
+              <w:tab w:val="right" w:leader="dot" w:pos="9062"/>
+            </w:tabs>
+            <w:rPr>
+              <w:rFonts w:eastAsiaTheme="minorEastAsia"/>
+              <w:noProof/>
+              <w:sz w:val="24"/>
+              <w:szCs w:val="24"/>
+              <w:lang w:eastAsia="fr-FR"/>
+            </w:rPr>
+          </w:pPr>
+          <w:hyperlink w:anchor="_Toc210670202" w:history="1">
+            <w:r>
+              <w:rPr>
+                <w:rStyle w:val="Lienhypertexte"/>
+                <w:noProof/>
+              </w:rPr>
+              <w:t>Crée un compte administrateur</w:t>
+            </w:r>
+            <w:r>
+              <w:rPr>
+                <w:noProof/>
+                <w:webHidden/>
+              </w:rPr>
+              <w:tab/>
+            </w:r>
+            <w:r>
+              <w:rPr>
+                <w:noProof/>
+                <w:webHidden/>
+              </w:rPr>
+              <w:fldChar w:fldCharType="begin"/>
+            </w:r>
+            <w:r>
+              <w:rPr>
+                <w:noProof/>
+                <w:webHidden/>
+              </w:rPr>
+              <w:instrText xml:space="preserve"> PAGEREF _Toc210670202 \h </w:instrText>
+            </w:r>
+            <w:r>
+              <w:rPr>
+                <w:noProof/>
+                <w:webHidden/>
+              </w:rPr>
+            </w:r>
+            <w:r>
+              <w:rPr>
+                <w:noProof/>
+                <w:webHidden/>
+              </w:rPr>
+              <w:fldChar w:fldCharType="separate"/>
+            </w:r>
+            <w:r>
+              <w:rPr>
+                <w:noProof/>
+                <w:webHidden/>
+              </w:rPr>
+              <w:t>6</w:t>
+            </w:r>
+            <w:r>
+              <w:rPr>
+                <w:noProof/>
+                <w:webHidden/>
+              </w:rPr>
+              <w:fldChar w:fldCharType="end"/>
+            </w:r>
+          </w:hyperlink>
+        </w:p>
+        <w:p>
+          <w:pPr>
+            <w:pStyle w:val="TM3"/>
+            <w:tabs>
+              <w:tab w:val="right" w:leader="dot" w:pos="9062"/>
+            </w:tabs>
+            <w:rPr>
+              <w:rFonts w:eastAsiaTheme="minorEastAsia"/>
+              <w:noProof/>
+              <w:sz w:val="24"/>
+              <w:szCs w:val="24"/>
+              <w:lang w:eastAsia="fr-FR"/>
+            </w:rPr>
+          </w:pPr>
+          <w:hyperlink w:anchor="_Toc210670203" w:history="1">
+            <w:r>
+              <w:rPr>
+                <w:rStyle w:val="Lienhypertexte"/>
+                <w:noProof/>
+              </w:rPr>
+              <w:t>Crée des compte utilisateurs métiers</w:t>
+            </w:r>
+            <w:r>
+              <w:rPr>
+                <w:noProof/>
+                <w:webHidden/>
+              </w:rPr>
+              <w:tab/>
+            </w:r>
+            <w:r>
+              <w:rPr>
+                <w:noProof/>
+                <w:webHidden/>
+              </w:rPr>
+              <w:fldChar w:fldCharType="begin"/>
+            </w:r>
+            <w:r>
+              <w:rPr>
+                <w:noProof/>
+                <w:webHidden/>
+              </w:rPr>
+              <w:instrText xml:space="preserve"> PAGEREF _Toc210670203 \h </w:instrText>
+            </w:r>
+            <w:r>
+              <w:rPr>
+                <w:noProof/>
+                <w:webHidden/>
+              </w:rPr>
+            </w:r>
+            <w:r>
+              <w:rPr>
+                <w:noProof/>
+                <w:webHidden/>
+              </w:rPr>
+              <w:fldChar w:fldCharType="separate"/>
+            </w:r>
+            <w:r>
+              <w:rPr>
+                <w:noProof/>
+                <w:webHidden/>
+              </w:rPr>
+              <w:t>7</w:t>
+            </w:r>
+            <w:r>
+              <w:rPr>
+                <w:noProof/>
+                <w:webHidden/>
+              </w:rPr>
+              <w:fldChar w:fldCharType="end"/>
+            </w:r>
+          </w:hyperlink>
+        </w:p>
+        <w:p>
+          <w:pPr>
+            <w:pStyle w:val="TM2"/>
+            <w:tabs>
+              <w:tab w:val="right" w:leader="dot" w:pos="9062"/>
+            </w:tabs>
+            <w:rPr>
+              <w:rFonts w:eastAsiaTheme="minorEastAsia"/>
+              <w:b w:val="0"/>
+              <w:bCs w:val="0"/>
+              <w:noProof/>
+              <w:sz w:val="24"/>
+              <w:szCs w:val="24"/>
+              <w:lang w:eastAsia="fr-FR"/>
+            </w:rPr>
+          </w:pPr>
+          <w:hyperlink w:anchor="_Toc210670204" w:history="1">
+            <w:r>
+              <w:rPr>
+                <w:rStyle w:val="Lienhypertexte"/>
+                <w:noProof/>
+              </w:rPr>
+              <w:t>Installation des modules de base d’Odoo</w:t>
+            </w:r>
+            <w:r>
+              <w:rPr>
+                <w:noProof/>
+                <w:webHidden/>
+              </w:rPr>
+              <w:tab/>
+            </w:r>
+            <w:r>
+              <w:rPr>
+                <w:noProof/>
+                <w:webHidden/>
+              </w:rPr>
+              <w:fldChar w:fldCharType="begin"/>
+            </w:r>
+            <w:r>
+              <w:rPr>
+                <w:noProof/>
+                <w:webHidden/>
+              </w:rPr>
+              <w:instrText xml:space="preserve"> PAGEREF _Toc210670204 \h </w:instrText>
+            </w:r>
+            <w:r>
+              <w:rPr>
+                <w:noProof/>
+                <w:webHidden/>
+              </w:rPr>
+            </w:r>
+            <w:r>
+              <w:rPr>
+                <w:noProof/>
+                <w:webHidden/>
+              </w:rPr>
+              <w:fldChar w:fldCharType="separate"/>
+            </w:r>
+            <w:r>
+              <w:rPr>
+                <w:noProof/>
+                <w:webHidden/>
+              </w:rPr>
+              <w:t>8</w:t>
             </w:r>
             <w:r>
               <w:rPr>
@@ -558,35 +933,63 @@
     <w:p/>
     <w:p/>
     <w:p/>
+    <w:p>
+      <w:pPr>
+        <w:pStyle w:val="Titre1"/>
+      </w:pPr>
+    </w:p>
+    <w:p>
+      <w:pPr>
+        <w:pStyle w:val="Titre1"/>
+      </w:pPr>
+      <w:r>
+        <w:tab/>
+      </w:r>
+      <w:r>
+        <w:tab/>
+      </w:r>
+      <w:r>
+        <w:tab/>
+      </w:r>
+      <w:r>
+        <w:tab/>
+      </w:r>
+      <w:r>
+        <w:tab/>
+      </w:r>
+      <w:r>
+        <w:tab/>
+      </w:r>
+      <w:r>
+        <w:tab/>
+      </w:r>
+      <w:r>
+        <w:tab/>
+      </w:r>
+      <w:r>
+        <w:tab/>
+        <w:t xml:space="preserve">                           </w:t>
+      </w:r>
+      <w:bookmarkStart w:id="0" w:name="_Toc210670196"/>
+    </w:p>
     <w:p/>
     <w:p/>
+    <w:p>
+      <w:pPr>
+        <w:pStyle w:val="Titre1"/>
+      </w:pPr>
+      <w:r>
+        <w:lastRenderedPageBreak/>
+        <w:t>Installation de Odoo</w:t>
+      </w:r>
+      <w:bookmarkEnd w:id="0"/>
+    </w:p>
     <w:p/>
-    <w:p/>
-    <w:p/>
-    <w:p/>
-    <w:p/>
-    <w:p/>
-    <w:p>
-      <w:pPr>
-        <w:pStyle w:val="Titre1"/>
-      </w:pPr>
-      <w:bookmarkStart w:id="0" w:name="_Toc210666577"/>
-    </w:p>
-    <w:p>
-      <w:pPr>
-        <w:pStyle w:val="Titre1"/>
-      </w:pPr>
-      <w:r>
-        <w:t>Installation de Odoo</w:t>
-      </w:r>
-      <w:bookmarkEnd w:id="0"/>
-    </w:p>
-    <w:p/>
     <w:p>
       <w:pPr>
         <w:pStyle w:val="Titre2"/>
       </w:pPr>
-      <w:bookmarkStart w:id="1" w:name="_Toc210666578"/>
+      <w:bookmarkStart w:id="1" w:name="_Toc210670197"/>
       <w:r>
         <w:t>Que-ce qu’Odoo ?</w:t>
       </w:r>
@@ -643,7 +1046,7 @@
       <w:pPr>
         <w:pStyle w:val="Titre2"/>
       </w:pPr>
-      <w:bookmarkStart w:id="2" w:name="_Toc210666579"/>
+      <w:bookmarkStart w:id="2" w:name="_Toc210670198"/>
       <w:r>
         <w:t>Pourquoi l’utiliser ?</w:t>
       </w:r>
@@ -762,6 +1165,22 @@
       <w:r>
         <w:t>Possibilité d’ajouter ou de retirer des modules selon les besoins spécifiques de l’entreprise.</w:t>
       </w:r>
+    </w:p>
+    <w:p>
+      <w:pPr>
+        <w:rPr>
+          <w:b/>
+          <w:bCs/>
+        </w:rPr>
+      </w:pPr>
+    </w:p>
+    <w:p>
+      <w:pPr>
+        <w:rPr>
+          <w:b/>
+          <w:bCs/>
+        </w:rPr>
+      </w:pPr>
     </w:p>
     <w:p>
       <w:r>
@@ -908,7 +1327,7 @@
       <w:pPr>
         <w:pStyle w:val="Titre2"/>
       </w:pPr>
-      <w:bookmarkStart w:id="3" w:name="_Toc210666580"/>
+      <w:bookmarkStart w:id="3" w:name="_Toc210670199"/>
       <w:r>
         <w:t>Comment installer Odoo ?</w:t>
       </w:r>
@@ -1081,7 +1500,23 @@
     </w:p>
     <w:p>
       <w:r>
-        <w:t>docker-compose.yml et Dockerfile.</w:t>
+        <w:t>docker-</w:t>
+      </w:r>
+      <w:proofErr w:type="spellStart"/>
+      <w:r>
+        <w:t>compose.yml</w:t>
+      </w:r>
+      <w:proofErr w:type="spellEnd"/>
+      <w:r>
+        <w:t xml:space="preserve"> et </w:t>
+      </w:r>
+      <w:proofErr w:type="spellStart"/>
+      <w:r>
+        <w:t>Dockerfile</w:t>
+      </w:r>
+      <w:proofErr w:type="spellEnd"/>
+      <w:r>
+        <w:t>.</w:t>
       </w:r>
       <w:r>
         <w:br/>
@@ -1102,6 +1537,455 @@
         <w:t xml:space="preserve"> la configuration</w:t>
       </w:r>
     </w:p>
+    <w:p>
+      <w:pPr>
+        <w:pStyle w:val="Titre3"/>
+      </w:pPr>
+      <w:bookmarkStart w:id="4" w:name="_Toc210670200"/>
+      <w:r>
+        <w:lastRenderedPageBreak/>
+        <w:t>La configuration lors de la première connexion</w:t>
+      </w:r>
+      <w:bookmarkEnd w:id="4"/>
+    </w:p>
+    <w:p/>
+    <w:p>
+      <w:r>
+        <w:t>Durant la première connexion, il est demandé de saisir les identifiants administrateur ainsi de ceux de la base de données.</w:t>
+      </w:r>
+    </w:p>
+    <w:p>
+      <w:r>
+        <w:drawing>
+          <wp:inline distT="0" distB="0" distL="0" distR="0" wp14:anchorId="4402BA83" wp14:editId="608AFA18">
+            <wp:extent cx="5382854" cy="4351338"/>
+            <wp:effectExtent l="0" t="0" r="2540" b="5080"/>
+            <wp:docPr id="4" name="Espace réservé du contenu 3" descr="Une image contenant texte, capture d’écran, Police, nombre&#10;&#10;Le contenu généré par l’IA peut être incorrect.">
+              <a:extLst xmlns:a="http://schemas.openxmlformats.org/drawingml/2006/main">
+                <a:ext uri="{FF2B5EF4-FFF2-40B4-BE49-F238E27FC236}">
+                  <a16:creationId xmlns:a16="http://schemas.microsoft.com/office/drawing/2014/main" id="{14B2377E-2CBE-DFA8-7C29-C20051C9E5E5}"/>
+                </a:ext>
+              </a:extLst>
+            </wp:docPr>
+            <wp:cNvGraphicFramePr>
+              <a:graphicFrameLocks xmlns:a="http://schemas.openxmlformats.org/drawingml/2006/main" noGrp="1" noChangeAspect="1"/>
+            </wp:cNvGraphicFramePr>
+            <a:graphic xmlns:a="http://schemas.openxmlformats.org/drawingml/2006/main">
+              <a:graphicData uri="http://schemas.openxmlformats.org/drawingml/2006/picture">
+                <pic:pic xmlns:pic="http://schemas.openxmlformats.org/drawingml/2006/picture">
+                  <pic:nvPicPr>
+                    <pic:cNvPr id="4" name="Espace réservé du contenu 3" descr="Une image contenant texte, capture d’écran, Police, nombre&#10;&#10;Le contenu généré par l’IA peut être incorrect.">
+                      <a:extLst>
+                        <a:ext uri="{FF2B5EF4-FFF2-40B4-BE49-F238E27FC236}">
+                          <a16:creationId xmlns:a16="http://schemas.microsoft.com/office/drawing/2014/main" id="{14B2377E-2CBE-DFA8-7C29-C20051C9E5E5}"/>
+                        </a:ext>
+                      </a:extLst>
+                    </pic:cNvPr>
+                    <pic:cNvPicPr>
+                      <a:picLocks noGrp="1" noChangeAspect="1"/>
+                    </pic:cNvPicPr>
+                  </pic:nvPicPr>
+                  <pic:blipFill>
+                    <a:blip r:embed="rId11" cstate="print">
+                      <a:extLst>
+                        <a:ext uri="{28A0092B-C50C-407E-A947-70E740481C1C}">
+                          <a14:useLocalDpi xmlns:a14="http://schemas.microsoft.com/office/drawing/2010/main" val="0"/>
+                        </a:ext>
+                      </a:extLst>
+                    </a:blip>
+                    <a:stretch>
+                      <a:fillRect/>
+                    </a:stretch>
+                  </pic:blipFill>
+                  <pic:spPr>
+                    <a:xfrm>
+                      <a:off x="0" y="0"/>
+                      <a:ext cx="5382854" cy="4351338"/>
+                    </a:xfrm>
+                    <a:prstGeom prst="rect">
+                      <a:avLst/>
+                    </a:prstGeom>
+                  </pic:spPr>
+                </pic:pic>
+              </a:graphicData>
+            </a:graphic>
+          </wp:inline>
+        </w:drawing>
+      </w:r>
+    </w:p>
+    <w:p>
+      <w:r>
+        <w:t>Une fois la base crée. On peut ensuite se rendre dans les paramètres pour configurer la partie entreprise.</w:t>
+      </w:r>
+    </w:p>
+    <w:p>
+      <w:pPr>
+        <w:jc w:val="center"/>
+      </w:pPr>
+      <w:r>
+        <w:drawing>
+          <wp:inline distT="0" distB="0" distL="0" distR="0" wp14:anchorId="40FF5B42" wp14:editId="31CF7061">
+            <wp:extent cx="4553528" cy="2677306"/>
+            <wp:effectExtent l="0" t="0" r="6350" b="2540"/>
+            <wp:docPr id="5" name="Espace réservé du contenu 4" descr="Une image contenant texte, logiciel, capture d’écran, Page web&#10;&#10;Le contenu généré par l’IA peut être incorrect.">
+              <a:extLst xmlns:a="http://schemas.openxmlformats.org/drawingml/2006/main">
+                <a:ext uri="{FF2B5EF4-FFF2-40B4-BE49-F238E27FC236}">
+                  <a16:creationId xmlns:a16="http://schemas.microsoft.com/office/drawing/2014/main" id="{C032B0FB-EC8D-86BC-9D88-C330AEC001CE}"/>
+                </a:ext>
+              </a:extLst>
+            </wp:docPr>
+            <wp:cNvGraphicFramePr>
+              <a:graphicFrameLocks xmlns:a="http://schemas.openxmlformats.org/drawingml/2006/main" noGrp="1" noChangeAspect="1"/>
+            </wp:cNvGraphicFramePr>
+            <a:graphic xmlns:a="http://schemas.openxmlformats.org/drawingml/2006/main">
+              <a:graphicData uri="http://schemas.openxmlformats.org/drawingml/2006/picture">
+                <pic:pic xmlns:pic="http://schemas.openxmlformats.org/drawingml/2006/picture">
+                  <pic:nvPicPr>
+                    <pic:cNvPr id="5" name="Espace réservé du contenu 4" descr="Une image contenant texte, logiciel, capture d’écran, Page web&#10;&#10;Le contenu généré par l’IA peut être incorrect.">
+                      <a:extLst>
+                        <a:ext uri="{FF2B5EF4-FFF2-40B4-BE49-F238E27FC236}">
+                          <a16:creationId xmlns:a16="http://schemas.microsoft.com/office/drawing/2014/main" id="{C032B0FB-EC8D-86BC-9D88-C330AEC001CE}"/>
+                        </a:ext>
+                      </a:extLst>
+                    </pic:cNvPr>
+                    <pic:cNvPicPr>
+                      <a:picLocks noGrp="1" noChangeAspect="1"/>
+                    </pic:cNvPicPr>
+                  </pic:nvPicPr>
+                  <pic:blipFill>
+                    <a:blip r:embed="rId12"/>
+                    <a:stretch>
+                      <a:fillRect/>
+                    </a:stretch>
+                  </pic:blipFill>
+                  <pic:spPr>
+                    <a:xfrm>
+                      <a:off x="0" y="0"/>
+                      <a:ext cx="4649509" cy="2733739"/>
+                    </a:xfrm>
+                    <a:prstGeom prst="rect">
+                      <a:avLst/>
+                    </a:prstGeom>
+                  </pic:spPr>
+                </pic:pic>
+              </a:graphicData>
+            </a:graphic>
+          </wp:inline>
+        </w:drawing>
+      </w:r>
+    </w:p>
+    <w:p>
+      <w:pPr>
+        <w:pStyle w:val="Titre2"/>
+      </w:pPr>
+      <w:bookmarkStart w:id="5" w:name="_Toc210670201"/>
+      <w:r>
+        <w:lastRenderedPageBreak/>
+        <w:t>Création de différents compte utilisateurs</w:t>
+      </w:r>
+      <w:bookmarkEnd w:id="5"/>
+    </w:p>
+    <w:p/>
+    <w:p>
+      <w:r>
+        <w:t xml:space="preserve">Pour la création de compte, il faut se rendre dans l’onglet </w:t>
+      </w:r>
+    </w:p>
+    <w:p>
+      <w:r>
+        <w:t>Paramètres &gt; Utilisateurs et Sociétés &gt; Utilisateurs &gt; Nouveau</w:t>
+      </w:r>
+    </w:p>
+    <w:p/>
+    <w:p>
+      <w:pPr>
+        <w:pStyle w:val="Titre3"/>
+      </w:pPr>
+      <w:bookmarkStart w:id="6" w:name="_Toc210670202"/>
+      <w:r>
+        <w:t>Crée un compte administrateur</w:t>
+      </w:r>
+      <w:bookmarkEnd w:id="6"/>
+    </w:p>
+    <w:p>
+      <w:r>
+        <w:br/>
+        <w:t>Dans cet onglet, on peut créer un compte utilisateur, le nommé comme on le désire, lui donner les accès que l’on souhaite.</w:t>
+      </w:r>
+      <w:r>
+        <w:br/>
+      </w:r>
+      <w:r>
+        <w:br/>
+        <w:t>Pour ce compte, nous lui avons mis tous les accès.</w:t>
+      </w:r>
+    </w:p>
+    <w:p/>
+    <w:p>
+      <w:r>
+        <w:rPr>
+          <w:noProof/>
+        </w:rPr>
+        <w:drawing>
+          <wp:inline distT="0" distB="0" distL="0" distR="0" wp14:anchorId="373AAF6F" wp14:editId="46E7F470">
+            <wp:extent cx="5760720" cy="2981325"/>
+            <wp:effectExtent l="0" t="0" r="5080" b="3175"/>
+            <wp:docPr id="914742952" name="Image 2" descr="Une image contenant capture d’écran, logiciel&#10;&#10;Le contenu généré par l’IA peut être incorrect."/>
+            <wp:cNvGraphicFramePr>
+              <a:graphicFrameLocks xmlns:a="http://schemas.openxmlformats.org/drawingml/2006/main" noChangeAspect="1"/>
+            </wp:cNvGraphicFramePr>
+            <a:graphic xmlns:a="http://schemas.openxmlformats.org/drawingml/2006/main">
+              <a:graphicData uri="http://schemas.openxmlformats.org/drawingml/2006/picture">
+                <pic:pic xmlns:pic="http://schemas.openxmlformats.org/drawingml/2006/picture">
+                  <pic:nvPicPr>
+                    <pic:cNvPr id="914742952" name="Image 2" descr="Une image contenant capture d’écran, logiciel&#10;&#10;Le contenu généré par l’IA peut être incorrect."/>
+                    <pic:cNvPicPr/>
+                  </pic:nvPicPr>
+                  <pic:blipFill>
+                    <a:blip r:embed="rId13" cstate="print">
+                      <a:extLst>
+                        <a:ext uri="{28A0092B-C50C-407E-A947-70E740481C1C}">
+                          <a14:useLocalDpi xmlns:a14="http://schemas.microsoft.com/office/drawing/2010/main" val="0"/>
+                        </a:ext>
+                      </a:extLst>
+                    </a:blip>
+                    <a:stretch>
+                      <a:fillRect/>
+                    </a:stretch>
+                  </pic:blipFill>
+                  <pic:spPr>
+                    <a:xfrm>
+                      <a:off x="0" y="0"/>
+                      <a:ext cx="5760720" cy="2981325"/>
+                    </a:xfrm>
+                    <a:prstGeom prst="rect">
+                      <a:avLst/>
+                    </a:prstGeom>
+                  </pic:spPr>
+                </pic:pic>
+              </a:graphicData>
+            </a:graphic>
+          </wp:inline>
+        </w:drawing>
+      </w:r>
+    </w:p>
+    <w:p/>
+    <w:p>
+      <w:pPr>
+        <w:pStyle w:val="Titre3"/>
+      </w:pPr>
+      <w:bookmarkStart w:id="7" w:name="_Toc210670203"/>
+      <w:r>
+        <w:t xml:space="preserve">Crée </w:t>
+      </w:r>
+      <w:r>
+        <w:t>des</w:t>
+      </w:r>
+      <w:r>
+        <w:t xml:space="preserve"> compte </w:t>
+      </w:r>
+      <w:r>
+        <w:t>utilisateurs métiers</w:t>
+      </w:r>
+      <w:bookmarkEnd w:id="7"/>
+    </w:p>
+    <w:p/>
+    <w:p>
+      <w:r>
+        <w:t>Pour la création des comptes utilisateurs métiers, il faut d’abord revenir dans la page de création de compte.</w:t>
+      </w:r>
+    </w:p>
+    <w:p/>
+    <w:p>
+      <w:r>
+        <w:t xml:space="preserve">Nous allons donc crée un compte pour </w:t>
+      </w:r>
+      <w:r>
+        <w:t>gestion trajets</w:t>
+      </w:r>
+      <w:r>
+        <w:t>.</w:t>
+      </w:r>
+    </w:p>
+    <w:p>
+      <w:r>
+        <w:rPr>
+          <w:noProof/>
+        </w:rPr>
+        <w:lastRenderedPageBreak/>
+        <w:drawing>
+          <wp:inline distT="0" distB="0" distL="0" distR="0" wp14:anchorId="2CDAE623" wp14:editId="059B645B">
+            <wp:extent cx="5760720" cy="2959735"/>
+            <wp:effectExtent l="0" t="0" r="5080" b="0"/>
+            <wp:docPr id="447278814" name="Image 4" descr="Une image contenant capture d’écran, texte, logiciel&#10;&#10;Le contenu généré par l’IA peut être incorrect."/>
+            <wp:cNvGraphicFramePr>
+              <a:graphicFrameLocks xmlns:a="http://schemas.openxmlformats.org/drawingml/2006/main" noChangeAspect="1"/>
+            </wp:cNvGraphicFramePr>
+            <a:graphic xmlns:a="http://schemas.openxmlformats.org/drawingml/2006/main">
+              <a:graphicData uri="http://schemas.openxmlformats.org/drawingml/2006/picture">
+                <pic:pic xmlns:pic="http://schemas.openxmlformats.org/drawingml/2006/picture">
+                  <pic:nvPicPr>
+                    <pic:cNvPr id="447278814" name="Image 4" descr="Une image contenant capture d’écran, texte, logiciel&#10;&#10;Le contenu généré par l’IA peut être incorrect."/>
+                    <pic:cNvPicPr/>
+                  </pic:nvPicPr>
+                  <pic:blipFill>
+                    <a:blip r:embed="rId14" cstate="print">
+                      <a:extLst>
+                        <a:ext uri="{28A0092B-C50C-407E-A947-70E740481C1C}">
+                          <a14:useLocalDpi xmlns:a14="http://schemas.microsoft.com/office/drawing/2010/main" val="0"/>
+                        </a:ext>
+                      </a:extLst>
+                    </a:blip>
+                    <a:stretch>
+                      <a:fillRect/>
+                    </a:stretch>
+                  </pic:blipFill>
+                  <pic:spPr>
+                    <a:xfrm>
+                      <a:off x="0" y="0"/>
+                      <a:ext cx="5760720" cy="2959735"/>
+                    </a:xfrm>
+                    <a:prstGeom prst="rect">
+                      <a:avLst/>
+                    </a:prstGeom>
+                  </pic:spPr>
+                </pic:pic>
+              </a:graphicData>
+            </a:graphic>
+          </wp:inline>
+        </w:drawing>
+      </w:r>
+    </w:p>
+    <w:p/>
+    <w:p>
+      <w:r>
+        <w:t xml:space="preserve">Nous allons également en crée un pour </w:t>
+      </w:r>
+      <w:r>
+        <w:t>gestion finance</w:t>
+      </w:r>
+    </w:p>
+    <w:p>
+      <w:r>
+        <w:rPr>
+          <w:noProof/>
+        </w:rPr>
+        <w:drawing>
+          <wp:inline distT="0" distB="0" distL="0" distR="0" wp14:anchorId="6525A89A" wp14:editId="628E3BDC">
+            <wp:extent cx="5760720" cy="2961005"/>
+            <wp:effectExtent l="0" t="0" r="5080" b="0"/>
+            <wp:docPr id="1099009769" name="Image 3" descr="Une image contenant capture d’écran, texte, logiciel&#10;&#10;Le contenu généré par l’IA peut être incorrect."/>
+            <wp:cNvGraphicFramePr>
+              <a:graphicFrameLocks xmlns:a="http://schemas.openxmlformats.org/drawingml/2006/main" noChangeAspect="1"/>
+            </wp:cNvGraphicFramePr>
+            <a:graphic xmlns:a="http://schemas.openxmlformats.org/drawingml/2006/main">
+              <a:graphicData uri="http://schemas.openxmlformats.org/drawingml/2006/picture">
+                <pic:pic xmlns:pic="http://schemas.openxmlformats.org/drawingml/2006/picture">
+                  <pic:nvPicPr>
+                    <pic:cNvPr id="1099009769" name="Image 3" descr="Une image contenant capture d’écran, texte, logiciel&#10;&#10;Le contenu généré par l’IA peut être incorrect."/>
+                    <pic:cNvPicPr/>
+                  </pic:nvPicPr>
+                  <pic:blipFill>
+                    <a:blip r:embed="rId15" cstate="print">
+                      <a:extLst>
+                        <a:ext uri="{28A0092B-C50C-407E-A947-70E740481C1C}">
+                          <a14:useLocalDpi xmlns:a14="http://schemas.microsoft.com/office/drawing/2010/main" val="0"/>
+                        </a:ext>
+                      </a:extLst>
+                    </a:blip>
+                    <a:stretch>
+                      <a:fillRect/>
+                    </a:stretch>
+                  </pic:blipFill>
+                  <pic:spPr>
+                    <a:xfrm>
+                      <a:off x="0" y="0"/>
+                      <a:ext cx="5760720" cy="2961005"/>
+                    </a:xfrm>
+                    <a:prstGeom prst="rect">
+                      <a:avLst/>
+                    </a:prstGeom>
+                  </pic:spPr>
+                </pic:pic>
+              </a:graphicData>
+            </a:graphic>
+          </wp:inline>
+        </w:drawing>
+      </w:r>
+    </w:p>
+    <w:p/>
+    <w:p>
+      <w:r>
+        <w:t>Dans la liste des utilisateurs, on voit que nos utilisateurs ont bien été ajouté.</w:t>
+      </w:r>
+    </w:p>
+    <w:p>
+      <w:r>
+        <w:rPr>
+          <w:noProof/>
+        </w:rPr>
+        <w:drawing>
+          <wp:inline distT="0" distB="0" distL="0" distR="0" wp14:anchorId="4A0604AA" wp14:editId="4B1001B6">
+            <wp:extent cx="5760720" cy="1145540"/>
+            <wp:effectExtent l="0" t="0" r="5080" b="0"/>
+            <wp:docPr id="1310865559" name="Image 5" descr="Une image contenant capture d’écran, texte&#10;&#10;Le contenu généré par l’IA peut être incorrect."/>
+            <wp:cNvGraphicFramePr>
+              <a:graphicFrameLocks xmlns:a="http://schemas.openxmlformats.org/drawingml/2006/main" noChangeAspect="1"/>
+            </wp:cNvGraphicFramePr>
+            <a:graphic xmlns:a="http://schemas.openxmlformats.org/drawingml/2006/main">
+              <a:graphicData uri="http://schemas.openxmlformats.org/drawingml/2006/picture">
+                <pic:pic xmlns:pic="http://schemas.openxmlformats.org/drawingml/2006/picture">
+                  <pic:nvPicPr>
+                    <pic:cNvPr id="1310865559" name="Image 5" descr="Une image contenant capture d’écran, texte&#10;&#10;Le contenu généré par l’IA peut être incorrect."/>
+                    <pic:cNvPicPr/>
+                  </pic:nvPicPr>
+                  <pic:blipFill>
+                    <a:blip r:embed="rId16" cstate="print">
+                      <a:extLst>
+                        <a:ext uri="{28A0092B-C50C-407E-A947-70E740481C1C}">
+                          <a14:useLocalDpi xmlns:a14="http://schemas.microsoft.com/office/drawing/2010/main" val="0"/>
+                        </a:ext>
+                      </a:extLst>
+                    </a:blip>
+                    <a:stretch>
+                      <a:fillRect/>
+                    </a:stretch>
+                  </pic:blipFill>
+                  <pic:spPr>
+                    <a:xfrm>
+                      <a:off x="0" y="0"/>
+                      <a:ext cx="5760720" cy="1145540"/>
+                    </a:xfrm>
+                    <a:prstGeom prst="rect">
+                      <a:avLst/>
+                    </a:prstGeom>
+                  </pic:spPr>
+                </pic:pic>
+              </a:graphicData>
+            </a:graphic>
+          </wp:inline>
+        </w:drawing>
+      </w:r>
+    </w:p>
+    <w:p>
+      <w:pPr>
+        <w:pStyle w:val="Titre2"/>
+      </w:pPr>
+      <w:bookmarkStart w:id="8" w:name="_Toc210670204"/>
+      <w:r>
+        <w:lastRenderedPageBreak/>
+        <w:t>Installation des modules de base d’Odoo</w:t>
+      </w:r>
+      <w:bookmarkEnd w:id="8"/>
+    </w:p>
+    <w:p/>
+    <w:p>
+      <w:r>
+        <w:t xml:space="preserve">Pour l’installations des modules de base. </w:t>
+      </w:r>
+    </w:p>
+    <w:p/>
+    <w:p/>
     <w:sectPr>
       <w:pgSz w:w="11906" w:h="16838"/>
       <w:pgMar w:top="1417" w:right="1417" w:bottom="1417" w:left="1417" w:header="708" w:footer="708" w:gutter="0"/>
@@ -2044,7 +2928,6 @@
     <w:next w:val="Normal"/>
     <w:link w:val="Titre3Car"/>
     <w:uiPriority w:val="9"/>
-    <w:semiHidden/>
     <w:unhideWhenUsed/>
     <w:qFormat/>
     <w:rsid w:val="00B513B9"/>
@@ -2250,7 +3133,6 @@
     <w:basedOn w:val="Policepardfaut"/>
     <w:link w:val="Titre3"/>
     <w:uiPriority w:val="9"/>
-    <w:semiHidden/>
     <w:rsid w:val="00B513B9"/>
     <w:rPr>
       <w:rFonts w:eastAsiaTheme="majorEastAsia" w:cstheme="majorBidi"/>
@@ -2617,7 +3499,6 @@
     <w:next w:val="Normal"/>
     <w:autoRedefine/>
     <w:uiPriority w:val="39"/>
-    <w:semiHidden/>
     <w:unhideWhenUsed/>
     <w:rsid w:val="00FA4688"/>
     <w:pPr>
@@ -3051,7 +3932,7 @@
 </file>
 
 <file path=customXml/itemProps1.xml><?xml version="1.0" encoding="utf-8"?>
-<ds:datastoreItem xmlns:ds="http://schemas.openxmlformats.org/officeDocument/2006/customXml" ds:itemID="{4EF64CC6-368D-814A-84AD-C20879E81692}">
+<ds:datastoreItem xmlns:ds="http://schemas.openxmlformats.org/officeDocument/2006/customXml" ds:itemID="{8DE11D91-7A2C-B949-9A54-AABCA1C3D7A2}">
   <ds:schemaRefs>
     <ds:schemaRef ds:uri="http://schemas.openxmlformats.org/officeDocument/2006/bibliography"/>
   </ds:schemaRefs>

--- a/SI_odoo_Lilian_Ander.docx
+++ b/SI_odoo_Lilian_Ander.docx
@@ -1,6 +1,6 @@
 
 <file path=word/document.xml><?xml version="1.0" encoding="utf-8"?>
-<w:document xmlns:wpc="http://schemas.microsoft.com/office/word/2010/wordprocessingCanvas" xmlns:cx="http://schemas.microsoft.com/office/drawing/2014/chartex" xmlns:cx1="http://schemas.microsoft.com/office/drawing/2015/9/8/chartex" xmlns:cx2="http://schemas.microsoft.com/office/drawing/2015/10/21/chartex" xmlns:cx3="http://schemas.microsoft.com/office/drawing/2016/5/9/chartex" xmlns:cx4="http://schemas.microsoft.com/office/drawing/2016/5/10/chartex" xmlns:cx5="http://schemas.microsoft.com/office/drawing/2016/5/11/chartex" xmlns:cx6="http://schemas.microsoft.com/office/drawing/2016/5/12/chartex" xmlns:cx7="http://schemas.microsoft.com/office/drawing/2016/5/13/chartex" xmlns:cx8="http://schemas.microsoft.com/office/drawing/2016/5/14/chartex" xmlns:mc="http://schemas.openxmlformats.org/markup-compatibility/2006" xmlns:aink="http://schemas.microsoft.com/office/drawing/2016/ink" xmlns:am3d="http://schemas.microsoft.com/office/drawing/2017/model3d" xmlns:o="urn:schemas-microsoft-com:office:office" xmlns:oel="http://schemas.microsoft.com/office/2019/extlst" xmlns:r="http://schemas.openxmlformats.org/officeDocument/2006/relationships" xmlns:m="http://schemas.openxmlformats.org/officeDocument/2006/math" xmlns:v="urn:schemas-microsoft-com:vml" xmlns:wp14="http://schemas.microsoft.com/office/word/2010/wordprocessingDrawing" xmlns:wp="http://schemas.openxmlformats.org/drawingml/2006/wordprocessingDrawing" xmlns:w10="urn:schemas-microsoft-com:office:word" xmlns:w="http://schemas.openxmlformats.org/wordprocessingml/2006/main" xmlns:w14="http://schemas.microsoft.com/office/word/2010/wordml" xmlns:w15="http://schemas.microsoft.com/office/word/2012/wordml" xmlns:w16cex="http://schemas.microsoft.com/office/word/2018/wordml/cex" xmlns:w16cid="http://schemas.microsoft.com/office/word/2016/wordml/cid" xmlns:w16="http://schemas.microsoft.com/office/word/2018/wordml" xmlns:w16du="http://schemas.microsoft.com/office/word/2023/wordml/word16du" xmlns:w16sdtdh="http://schemas.microsoft.com/office/word/2020/wordml/sdtdatahash" xmlns:w16se="http://schemas.microsoft.com/office/word/2015/wordml/symex" xmlns:wpg="http://schemas.microsoft.com/office/word/2010/wordprocessingGroup" xmlns:wpi="http://schemas.microsoft.com/office/word/2010/wordprocessingInk" xmlns:wne="http://schemas.microsoft.com/office/word/2006/wordml" xmlns:wps="http://schemas.microsoft.com/office/word/2010/wordprocessingShape" mc:Ignorable="w14 w15 w16se w16cid w16 w16cex w16sdtdh w16du wp14">
+<w:document xmlns:wpc="http://schemas.microsoft.com/office/word/2010/wordprocessingCanvas" xmlns:cx="http://schemas.microsoft.com/office/drawing/2014/chartex" xmlns:cx1="http://schemas.microsoft.com/office/drawing/2015/9/8/chartex" xmlns:cx2="http://schemas.microsoft.com/office/drawing/2015/10/21/chartex" xmlns:cx3="http://schemas.microsoft.com/office/drawing/2016/5/9/chartex" xmlns:cx4="http://schemas.microsoft.com/office/drawing/2016/5/10/chartex" xmlns:cx5="http://schemas.microsoft.com/office/drawing/2016/5/11/chartex" xmlns:cx6="http://schemas.microsoft.com/office/drawing/2016/5/12/chartex" xmlns:cx7="http://schemas.microsoft.com/office/drawing/2016/5/13/chartex" xmlns:cx8="http://schemas.microsoft.com/office/drawing/2016/5/14/chartex" xmlns:mc="http://schemas.openxmlformats.org/markup-compatibility/2006" xmlns:aink="http://schemas.microsoft.com/office/drawing/2016/ink" xmlns:am3d="http://schemas.microsoft.com/office/drawing/2017/model3d" xmlns:o="urn:schemas-microsoft-com:office:office" xmlns:oel="http://schemas.microsoft.com/office/2019/extlst" xmlns:r="http://schemas.openxmlformats.org/officeDocument/2006/relationships" xmlns:m="http://schemas.openxmlformats.org/officeDocument/2006/math" xmlns:v="urn:schemas-microsoft-com:vml" xmlns:wp14="http://schemas.microsoft.com/office/word/2010/wordprocessingDrawing" xmlns:wp="http://schemas.openxmlformats.org/drawingml/2006/wordprocessingDrawing" xmlns:w10="urn:schemas-microsoft-com:office:word" xmlns:w="http://schemas.openxmlformats.org/wordprocessingml/2006/main" xmlns:w14="http://schemas.microsoft.com/office/word/2010/wordml" xmlns:w15="http://schemas.microsoft.com/office/word/2012/wordml" xmlns:w16cex="http://schemas.microsoft.com/office/word/2018/wordml/cex" xmlns:w16cid="http://schemas.microsoft.com/office/word/2016/wordml/cid" xmlns:w16="http://schemas.microsoft.com/office/word/2018/wordml" xmlns:w16du="http://schemas.microsoft.com/office/word/2023/wordml/word16du" xmlns:w16sdtdh="http://schemas.microsoft.com/office/word/2020/wordml/sdtdatahash" xmlns:w16sdtfl="http://schemas.microsoft.com/office/word/2024/wordml/sdtformatlock" xmlns:w16se="http://schemas.microsoft.com/office/word/2015/wordml/symex" xmlns:wpg="http://schemas.microsoft.com/office/word/2010/wordprocessingGroup" xmlns:wpi="http://schemas.microsoft.com/office/word/2010/wordprocessingInk" xmlns:wne="http://schemas.microsoft.com/office/word/2006/wordml" xmlns:wps="http://schemas.microsoft.com/office/word/2010/wordprocessingShape" mc:Ignorable="w14 w15 w16se w16cid w16 w16cex w16sdtdh w16sdtfl w16du wp14">
   <w:body>
     <w:p/>
     <w:p>
@@ -280,27 +280,13 @@
             </w:rPr>
             <w:fldChar w:fldCharType="separate"/>
           </w:r>
-          <w:hyperlink w:anchor="_Toc210750176" w:history="1">
+          <w:hyperlink w:anchor="_Toc210756351" w:history="1">
             <w:r>
               <w:rPr>
                 <w:rStyle w:val="Lienhypertexte"/>
                 <w:noProof/>
               </w:rPr>
-              <w:t>Installation</w:t>
-            </w:r>
-            <w:r>
-              <w:rPr>
-                <w:rStyle w:val="Lienhypertexte"/>
-                <w:noProof/>
-              </w:rPr>
-              <w:t xml:space="preserve"> </w:t>
-            </w:r>
-            <w:r>
-              <w:rPr>
-                <w:rStyle w:val="Lienhypertexte"/>
-                <w:noProof/>
-              </w:rPr>
-              <w:t>de Odoo</w:t>
+              <w:t>Installation d’Odoo</w:t>
             </w:r>
             <w:r>
               <w:rPr>
@@ -321,7 +307,7 @@
                 <w:noProof/>
                 <w:webHidden/>
               </w:rPr>
-              <w:instrText xml:space="preserve"> PAGEREF _Toc210750176 \h </w:instrText>
+              <w:instrText xml:space="preserve"> PAGEREF _Toc210756351 \h </w:instrText>
             </w:r>
             <w:r>
               <w:rPr>
@@ -368,13 +354,13 @@
               <w:lang w:eastAsia="fr-FR"/>
             </w:rPr>
           </w:pPr>
-          <w:hyperlink w:anchor="_Toc210750177" w:history="1">
+          <w:hyperlink w:anchor="_Toc210756352" w:history="1">
             <w:r>
               <w:rPr>
                 <w:rStyle w:val="Lienhypertexte"/>
                 <w:noProof/>
               </w:rPr>
-              <w:t>Que-ce qu’Odoo ?</w:t>
+              <w:t>Qu’est-ce qu’Odoo ?</w:t>
             </w:r>
             <w:r>
               <w:rPr>
@@ -395,7 +381,7 @@
                 <w:noProof/>
                 <w:webHidden/>
               </w:rPr>
-              <w:instrText xml:space="preserve"> PAGEREF _Toc210750177 \h </w:instrText>
+              <w:instrText xml:space="preserve"> PAGEREF _Toc210756352 \h </w:instrText>
             </w:r>
             <w:r>
               <w:rPr>
@@ -442,7 +428,7 @@
               <w:lang w:eastAsia="fr-FR"/>
             </w:rPr>
           </w:pPr>
-          <w:hyperlink w:anchor="_Toc210750178" w:history="1">
+          <w:hyperlink w:anchor="_Toc210756353" w:history="1">
             <w:r>
               <w:rPr>
                 <w:rStyle w:val="Lienhypertexte"/>
@@ -469,7 +455,7 @@
                 <w:noProof/>
                 <w:webHidden/>
               </w:rPr>
-              <w:instrText xml:space="preserve"> PAGEREF _Toc210750178 \h </w:instrText>
+              <w:instrText xml:space="preserve"> PAGEREF _Toc210756353 \h </w:instrText>
             </w:r>
             <w:r>
               <w:rPr>
@@ -516,7 +502,7 @@
               <w:lang w:eastAsia="fr-FR"/>
             </w:rPr>
           </w:pPr>
-          <w:hyperlink w:anchor="_Toc210750179" w:history="1">
+          <w:hyperlink w:anchor="_Toc210756354" w:history="1">
             <w:r>
               <w:rPr>
                 <w:rStyle w:val="Lienhypertexte"/>
@@ -543,7 +529,7 @@
                 <w:noProof/>
                 <w:webHidden/>
               </w:rPr>
-              <w:instrText xml:space="preserve"> PAGEREF _Toc210750179 \h </w:instrText>
+              <w:instrText xml:space="preserve"> PAGEREF _Toc210756354 \h </w:instrText>
             </w:r>
             <w:r>
               <w:rPr>
@@ -588,7 +574,7 @@
               <w:lang w:eastAsia="fr-FR"/>
             </w:rPr>
           </w:pPr>
-          <w:hyperlink w:anchor="_Toc210750180" w:history="1">
+          <w:hyperlink w:anchor="_Toc210756355" w:history="1">
             <w:r>
               <w:rPr>
                 <w:rStyle w:val="Lienhypertexte"/>
@@ -615,7 +601,7 @@
                 <w:noProof/>
                 <w:webHidden/>
               </w:rPr>
-              <w:instrText xml:space="preserve"> PAGEREF _Toc210750180 \h </w:instrText>
+              <w:instrText xml:space="preserve"> PAGEREF _Toc210756355 \h </w:instrText>
             </w:r>
             <w:r>
               <w:rPr>
@@ -662,27 +648,13 @@
               <w:lang w:eastAsia="fr-FR"/>
             </w:rPr>
           </w:pPr>
-          <w:hyperlink w:anchor="_Toc210750181" w:history="1">
+          <w:hyperlink w:anchor="_Toc210756356" w:history="1">
             <w:r>
               <w:rPr>
                 <w:rStyle w:val="Lienhypertexte"/>
                 <w:noProof/>
               </w:rPr>
-              <w:t>Création de diffé</w:t>
-            </w:r>
-            <w:r>
-              <w:rPr>
-                <w:rStyle w:val="Lienhypertexte"/>
-                <w:noProof/>
-              </w:rPr>
-              <w:t>r</w:t>
-            </w:r>
-            <w:r>
-              <w:rPr>
-                <w:rStyle w:val="Lienhypertexte"/>
-                <w:noProof/>
-              </w:rPr>
-              <w:t>ents compte utilisateurs</w:t>
+              <w:t>Création de différents comptes utilisateurs</w:t>
             </w:r>
             <w:r>
               <w:rPr>
@@ -703,7 +675,7 @@
                 <w:noProof/>
                 <w:webHidden/>
               </w:rPr>
-              <w:instrText xml:space="preserve"> PAGEREF _Toc210750181 \h </w:instrText>
+              <w:instrText xml:space="preserve"> PAGEREF _Toc210756356 \h </w:instrText>
             </w:r>
             <w:r>
               <w:rPr>
@@ -748,13 +720,13 @@
               <w:lang w:eastAsia="fr-FR"/>
             </w:rPr>
           </w:pPr>
-          <w:hyperlink w:anchor="_Toc210750182" w:history="1">
+          <w:hyperlink w:anchor="_Toc210756357" w:history="1">
             <w:r>
               <w:rPr>
                 <w:rStyle w:val="Lienhypertexte"/>
                 <w:noProof/>
               </w:rPr>
-              <w:t>Crée un compte administrateur</w:t>
+              <w:t>Créer un compte administrateur</w:t>
             </w:r>
             <w:r>
               <w:rPr>
@@ -775,7 +747,7 @@
                 <w:noProof/>
                 <w:webHidden/>
               </w:rPr>
-              <w:instrText xml:space="preserve"> PAGEREF _Toc210750182 \h </w:instrText>
+              <w:instrText xml:space="preserve"> PAGEREF _Toc210756357 \h </w:instrText>
             </w:r>
             <w:r>
               <w:rPr>
@@ -820,13 +792,13 @@
               <w:lang w:eastAsia="fr-FR"/>
             </w:rPr>
           </w:pPr>
-          <w:hyperlink w:anchor="_Toc210750183" w:history="1">
+          <w:hyperlink w:anchor="_Toc210756358" w:history="1">
             <w:r>
               <w:rPr>
                 <w:rStyle w:val="Lienhypertexte"/>
                 <w:noProof/>
               </w:rPr>
-              <w:t>Crée des comptes utilisateurs métiers</w:t>
+              <w:t>Créer des comptes utilisateurs métiers</w:t>
             </w:r>
             <w:r>
               <w:rPr>
@@ -847,7 +819,7 @@
                 <w:noProof/>
                 <w:webHidden/>
               </w:rPr>
-              <w:instrText xml:space="preserve"> PAGEREF _Toc210750183 \h </w:instrText>
+              <w:instrText xml:space="preserve"> PAGEREF _Toc210756358 \h </w:instrText>
             </w:r>
             <w:r>
               <w:rPr>
@@ -894,7 +866,7 @@
               <w:lang w:eastAsia="fr-FR"/>
             </w:rPr>
           </w:pPr>
-          <w:hyperlink w:anchor="_Toc210750184" w:history="1">
+          <w:hyperlink w:anchor="_Toc210756359" w:history="1">
             <w:r>
               <w:rPr>
                 <w:rStyle w:val="Lienhypertexte"/>
@@ -921,7 +893,7 @@
                 <w:noProof/>
                 <w:webHidden/>
               </w:rPr>
-              <w:instrText xml:space="preserve"> PAGEREF _Toc210750184 \h </w:instrText>
+              <w:instrText xml:space="preserve"> PAGEREF _Toc210756359 \h </w:instrText>
             </w:r>
             <w:r>
               <w:rPr>
@@ -968,7 +940,7 @@
               <w:lang w:eastAsia="fr-FR"/>
             </w:rPr>
           </w:pPr>
-          <w:hyperlink w:anchor="_Toc210750185" w:history="1">
+          <w:hyperlink w:anchor="_Toc210756360" w:history="1">
             <w:r>
               <w:rPr>
                 <w:rStyle w:val="Lienhypertexte"/>
@@ -995,7 +967,7 @@
                 <w:noProof/>
                 <w:webHidden/>
               </w:rPr>
-              <w:instrText xml:space="preserve"> PAGEREF _Toc210750185 \h </w:instrText>
+              <w:instrText xml:space="preserve"> PAGEREF _Toc210756360 \h </w:instrText>
             </w:r>
             <w:r>
               <w:rPr>
@@ -1042,7 +1014,7 @@
               <w:lang w:eastAsia="fr-FR"/>
             </w:rPr>
           </w:pPr>
-          <w:hyperlink w:anchor="_Toc210750186" w:history="1">
+          <w:hyperlink w:anchor="_Toc210756361" w:history="1">
             <w:r>
               <w:rPr>
                 <w:rStyle w:val="Lienhypertexte"/>
@@ -1069,7 +1041,7 @@
                 <w:noProof/>
                 <w:webHidden/>
               </w:rPr>
-              <w:instrText xml:space="preserve"> PAGEREF _Toc210750186 \h </w:instrText>
+              <w:instrText xml:space="preserve"> PAGEREF _Toc210756361 \h </w:instrText>
             </w:r>
             <w:r>
               <w:rPr>
@@ -1116,7 +1088,7 @@
               <w:lang w:eastAsia="fr-FR"/>
             </w:rPr>
           </w:pPr>
-          <w:hyperlink w:anchor="_Toc210750187" w:history="1">
+          <w:hyperlink w:anchor="_Toc210756362" w:history="1">
             <w:r>
               <w:rPr>
                 <w:rStyle w:val="Lienhypertexte"/>
@@ -1143,7 +1115,7 @@
                 <w:noProof/>
                 <w:webHidden/>
               </w:rPr>
-              <w:instrText xml:space="preserve"> PAGEREF _Toc210750187 \h </w:instrText>
+              <w:instrText xml:space="preserve"> PAGEREF _Toc210756362 \h </w:instrText>
             </w:r>
             <w:r>
               <w:rPr>
@@ -1190,7 +1162,7 @@
               <w:lang w:eastAsia="fr-FR"/>
             </w:rPr>
           </w:pPr>
-          <w:hyperlink w:anchor="_Toc210750188" w:history="1">
+          <w:hyperlink w:anchor="_Toc210756363" w:history="1">
             <w:r>
               <w:rPr>
                 <w:rStyle w:val="Lienhypertexte"/>
@@ -1217,7 +1189,7 @@
                 <w:noProof/>
                 <w:webHidden/>
               </w:rPr>
-              <w:instrText xml:space="preserve"> PAGEREF _Toc210750188 \h </w:instrText>
+              <w:instrText xml:space="preserve"> PAGEREF _Toc210756363 \h </w:instrText>
             </w:r>
             <w:r>
               <w:rPr>
@@ -1237,7 +1209,7 @@
                 <w:noProof/>
                 <w:webHidden/>
               </w:rPr>
-              <w:t>11</w:t>
+              <w:t>10</w:t>
             </w:r>
             <w:r>
               <w:rPr>
@@ -1264,7 +1236,7 @@
               <w:lang w:eastAsia="fr-FR"/>
             </w:rPr>
           </w:pPr>
-          <w:hyperlink w:anchor="_Toc210750189" w:history="1">
+          <w:hyperlink w:anchor="_Toc210756364" w:history="1">
             <w:r>
               <w:rPr>
                 <w:rStyle w:val="Lienhypertexte"/>
@@ -1291,7 +1263,7 @@
                 <w:noProof/>
                 <w:webHidden/>
               </w:rPr>
-              <w:instrText xml:space="preserve"> PAGEREF _Toc210750189 \h </w:instrText>
+              <w:instrText xml:space="preserve"> PAGEREF _Toc210756364 \h </w:instrText>
             </w:r>
             <w:r>
               <w:rPr>
@@ -1311,7 +1283,7 @@
                 <w:noProof/>
                 <w:webHidden/>
               </w:rPr>
-              <w:t>11</w:t>
+              <w:t>10</w:t>
             </w:r>
             <w:r>
               <w:rPr>
@@ -1338,7 +1310,7 @@
               <w:lang w:eastAsia="fr-FR"/>
             </w:rPr>
           </w:pPr>
-          <w:hyperlink w:anchor="_Toc210750190" w:history="1">
+          <w:hyperlink w:anchor="_Toc210756365" w:history="1">
             <w:r>
               <w:rPr>
                 <w:rStyle w:val="Lienhypertexte"/>
@@ -1365,7 +1337,7 @@
                 <w:noProof/>
                 <w:webHidden/>
               </w:rPr>
-              <w:instrText xml:space="preserve"> PAGEREF _Toc210750190 \h </w:instrText>
+              <w:instrText xml:space="preserve"> PAGEREF _Toc210756365 \h </w:instrText>
             </w:r>
             <w:r>
               <w:rPr>
@@ -1385,7 +1357,7 @@
                 <w:noProof/>
                 <w:webHidden/>
               </w:rPr>
-              <w:t>12</w:t>
+              <w:t>11</w:t>
             </w:r>
             <w:r>
               <w:rPr>
@@ -1412,13 +1384,13 @@
               <w:lang w:eastAsia="fr-FR"/>
             </w:rPr>
           </w:pPr>
-          <w:hyperlink w:anchor="_Toc210750191" w:history="1">
+          <w:hyperlink w:anchor="_Toc210756366" w:history="1">
             <w:r>
               <w:rPr>
                 <w:rStyle w:val="Lienhypertexte"/>
                 <w:noProof/>
               </w:rPr>
-              <w:t>Génération de la facture et marquer le paiement</w:t>
+              <w:t>Génération de la facture et marquage du paiement</w:t>
             </w:r>
             <w:r>
               <w:rPr>
@@ -1439,7 +1411,7 @@
                 <w:noProof/>
                 <w:webHidden/>
               </w:rPr>
-              <w:instrText xml:space="preserve"> PAGEREF _Toc210750191 \h </w:instrText>
+              <w:instrText xml:space="preserve"> PAGEREF _Toc210756366 \h </w:instrText>
             </w:r>
             <w:r>
               <w:rPr>
@@ -1459,7 +1431,7 @@
                 <w:noProof/>
                 <w:webHidden/>
               </w:rPr>
-              <w:t>13</w:t>
+              <w:t>12</w:t>
             </w:r>
             <w:r>
               <w:rPr>
@@ -1486,7 +1458,7 @@
               <w:lang w:eastAsia="fr-FR"/>
             </w:rPr>
           </w:pPr>
-          <w:hyperlink w:anchor="_Toc210750192" w:history="1">
+          <w:hyperlink w:anchor="_Toc210756367" w:history="1">
             <w:r>
               <w:rPr>
                 <w:rStyle w:val="Lienhypertexte"/>
@@ -1513,7 +1485,7 @@
                 <w:noProof/>
                 <w:webHidden/>
               </w:rPr>
-              <w:instrText xml:space="preserve"> PAGEREF _Toc210750192 \h </w:instrText>
+              <w:instrText xml:space="preserve"> PAGEREF _Toc210756367 \h </w:instrText>
             </w:r>
             <w:r>
               <w:rPr>
@@ -1533,7 +1505,7 @@
                 <w:noProof/>
                 <w:webHidden/>
               </w:rPr>
-              <w:t>14</w:t>
+              <w:t>13</w:t>
             </w:r>
             <w:r>
               <w:rPr>
@@ -1560,7 +1532,7 @@
               <w:lang w:eastAsia="fr-FR"/>
             </w:rPr>
           </w:pPr>
-          <w:hyperlink w:anchor="_Toc210750193" w:history="1">
+          <w:hyperlink w:anchor="_Toc210756368" w:history="1">
             <w:r>
               <w:rPr>
                 <w:rStyle w:val="Lienhypertexte"/>
@@ -1587,7 +1559,7 @@
                 <w:noProof/>
                 <w:webHidden/>
               </w:rPr>
-              <w:instrText xml:space="preserve"> PAGEREF _Toc210750193 \h </w:instrText>
+              <w:instrText xml:space="preserve"> PAGEREF _Toc210756368 \h </w:instrText>
             </w:r>
             <w:r>
               <w:rPr>
@@ -1607,7 +1579,7 @@
                 <w:noProof/>
                 <w:webHidden/>
               </w:rPr>
-              <w:t>14</w:t>
+              <w:t>13</w:t>
             </w:r>
             <w:r>
               <w:rPr>
@@ -1634,13 +1606,13 @@
               <w:lang w:eastAsia="fr-FR"/>
             </w:rPr>
           </w:pPr>
-          <w:hyperlink w:anchor="_Toc210750194" w:history="1">
+          <w:hyperlink w:anchor="_Toc210756369" w:history="1">
             <w:r>
               <w:rPr>
                 <w:rStyle w:val="Lienhypertexte"/>
                 <w:noProof/>
               </w:rPr>
-              <w:t>Crée un ticket de support « retard de trajet ».</w:t>
+              <w:t>Créer un ticket de support « retard de trajet ».</w:t>
             </w:r>
             <w:r>
               <w:rPr>
@@ -1661,7 +1633,7 @@
                 <w:noProof/>
                 <w:webHidden/>
               </w:rPr>
-              <w:instrText xml:space="preserve"> PAGEREF _Toc210750194 \h </w:instrText>
+              <w:instrText xml:space="preserve"> PAGEREF _Toc210756369 \h </w:instrText>
             </w:r>
             <w:r>
               <w:rPr>
@@ -1681,7 +1653,7 @@
                 <w:noProof/>
                 <w:webHidden/>
               </w:rPr>
-              <w:t>15</w:t>
+              <w:t>14</w:t>
             </w:r>
             <w:r>
               <w:rPr>
@@ -1708,13 +1680,13 @@
               <w:lang w:eastAsia="fr-FR"/>
             </w:rPr>
           </w:pPr>
-          <w:hyperlink w:anchor="_Toc210750195" w:history="1">
+          <w:hyperlink w:anchor="_Toc210756370" w:history="1">
             <w:r>
               <w:rPr>
                 <w:rStyle w:val="Lienhypertexte"/>
                 <w:noProof/>
               </w:rPr>
-              <w:t>Reporting et indicateur</w:t>
+              <w:t>Reporting et indicateurs</w:t>
             </w:r>
             <w:r>
               <w:rPr>
@@ -1735,7 +1707,7 @@
                 <w:noProof/>
                 <w:webHidden/>
               </w:rPr>
-              <w:instrText xml:space="preserve"> PAGEREF _Toc210750195 \h </w:instrText>
+              <w:instrText xml:space="preserve"> PAGEREF _Toc210756370 \h </w:instrText>
             </w:r>
             <w:r>
               <w:rPr>
@@ -1755,7 +1727,7 @@
                 <w:noProof/>
                 <w:webHidden/>
               </w:rPr>
-              <w:t>16</w:t>
+              <w:t>15</w:t>
             </w:r>
             <w:r>
               <w:rPr>
@@ -1782,13 +1754,13 @@
               <w:lang w:eastAsia="fr-FR"/>
             </w:rPr>
           </w:pPr>
-          <w:hyperlink w:anchor="_Toc210750196" w:history="1">
+          <w:hyperlink w:anchor="_Toc210756371" w:history="1">
             <w:r>
               <w:rPr>
                 <w:rStyle w:val="Lienhypertexte"/>
                 <w:noProof/>
               </w:rPr>
-              <w:t>Visualisation un tableau de bord « Direction ».</w:t>
+              <w:t>Visualisation d’un tableau de bord « Direction ».</w:t>
             </w:r>
             <w:r>
               <w:rPr>
@@ -1809,7 +1781,7 @@
                 <w:noProof/>
                 <w:webHidden/>
               </w:rPr>
-              <w:instrText xml:space="preserve"> PAGEREF _Toc210750196 \h </w:instrText>
+              <w:instrText xml:space="preserve"> PAGEREF _Toc210756371 \h </w:instrText>
             </w:r>
             <w:r>
               <w:rPr>
@@ -1829,7 +1801,7 @@
                 <w:noProof/>
                 <w:webHidden/>
               </w:rPr>
-              <w:t>16</w:t>
+              <w:t>15</w:t>
             </w:r>
             <w:r>
               <w:rPr>
@@ -1856,7 +1828,7 @@
               <w:lang w:eastAsia="fr-FR"/>
             </w:rPr>
           </w:pPr>
-          <w:hyperlink w:anchor="_Toc210750197" w:history="1">
+          <w:hyperlink w:anchor="_Toc210756372" w:history="1">
             <w:r>
               <w:rPr>
                 <w:rStyle w:val="Lienhypertexte"/>
@@ -1883,7 +1855,7 @@
                 <w:noProof/>
                 <w:webHidden/>
               </w:rPr>
-              <w:instrText xml:space="preserve"> PAGEREF _Toc210750197 \h </w:instrText>
+              <w:instrText xml:space="preserve"> PAGEREF _Toc210756372 \h </w:instrText>
             </w:r>
             <w:r>
               <w:rPr>
@@ -1903,7 +1875,7 @@
                 <w:noProof/>
                 <w:webHidden/>
               </w:rPr>
-              <w:t>17</w:t>
+              <w:t>16</w:t>
             </w:r>
             <w:r>
               <w:rPr>
@@ -1937,7 +1909,7 @@
       <w:pPr>
         <w:pStyle w:val="Titre1"/>
       </w:pPr>
-      <w:bookmarkStart w:id="0" w:name="_Toc210750176"/>
+      <w:bookmarkStart w:id="0" w:name="_Toc210756351"/>
       <w:r>
         <w:lastRenderedPageBreak/>
         <w:t>Installation d</w:t>
@@ -1955,7 +1927,7 @@
       <w:pPr>
         <w:pStyle w:val="Titre2"/>
       </w:pPr>
-      <w:bookmarkStart w:id="1" w:name="_Toc210750177"/>
+      <w:bookmarkStart w:id="1" w:name="_Toc210756352"/>
       <w:r>
         <w:t>Qu</w:t>
       </w:r>
@@ -2024,7 +1996,7 @@
       <w:pPr>
         <w:pStyle w:val="Titre2"/>
       </w:pPr>
-      <w:bookmarkStart w:id="2" w:name="_Toc210750178"/>
+      <w:bookmarkStart w:id="2" w:name="_Toc210756353"/>
       <w:r>
         <w:t>Pourquoi l’utiliser ?</w:t>
       </w:r>
@@ -2335,7 +2307,7 @@
       <w:pPr>
         <w:pStyle w:val="Titre2"/>
       </w:pPr>
-      <w:bookmarkStart w:id="3" w:name="_Toc210750179"/>
+      <w:bookmarkStart w:id="3" w:name="_Toc210756354"/>
       <w:r>
         <w:t>Comment installer Odoo ?</w:t>
       </w:r>
@@ -2585,7 +2557,7 @@
       <w:pPr>
         <w:pStyle w:val="Titre3"/>
       </w:pPr>
-      <w:bookmarkStart w:id="4" w:name="_Toc210750180"/>
+      <w:bookmarkStart w:id="4" w:name="_Toc210756355"/>
       <w:r>
         <w:t>La configuration lors de la première connexion</w:t>
       </w:r>
@@ -2734,7 +2706,7 @@
       <w:pPr>
         <w:pStyle w:val="Titre2"/>
       </w:pPr>
-      <w:bookmarkStart w:id="5" w:name="_Toc210750181"/>
+      <w:bookmarkStart w:id="5" w:name="_Toc210756356"/>
       <w:r>
         <w:t>Création de différents compte</w:t>
       </w:r>
@@ -2762,7 +2734,7 @@
       <w:pPr>
         <w:pStyle w:val="Titre3"/>
       </w:pPr>
-      <w:bookmarkStart w:id="6" w:name="_Toc210750182"/>
+      <w:bookmarkStart w:id="6" w:name="_Toc210756357"/>
       <w:r>
         <w:t>Crée</w:t>
       </w:r>
@@ -2795,15 +2767,17 @@
     </w:p>
     <w:p/>
     <w:p>
+      <w:pPr>
+        <w:jc w:val="center"/>
+      </w:pPr>
       <w:r>
         <w:rPr>
           <w:noProof/>
         </w:rPr>
-        <w:lastRenderedPageBreak/>
         <w:drawing>
-          <wp:inline distT="0" distB="0" distL="0" distR="0" wp14:anchorId="373AAF6F" wp14:editId="46E7F470">
-            <wp:extent cx="5760720" cy="2981325"/>
-            <wp:effectExtent l="0" t="0" r="5080" b="3175"/>
+          <wp:inline distT="0" distB="0" distL="0" distR="0" wp14:anchorId="373AAF6F" wp14:editId="7E80F74F">
+            <wp:extent cx="4946880" cy="2560141"/>
+            <wp:effectExtent l="0" t="0" r="0" b="5715"/>
             <wp:docPr id="914742952" name="Image 2" descr="Une image contenant capture d’écran, logiciel&#10;&#10;Le contenu généré par l’IA peut être incorrect."/>
             <wp:cNvGraphicFramePr>
               <a:graphicFrameLocks xmlns:a="http://schemas.openxmlformats.org/drawingml/2006/main" noChangeAspect="1"/>
@@ -2830,7 +2804,7 @@
                   <pic:spPr>
                     <a:xfrm>
                       <a:off x="0" y="0"/>
-                      <a:ext cx="5760720" cy="2981325"/>
+                      <a:ext cx="4988474" cy="2581667"/>
                     </a:xfrm>
                     <a:prstGeom prst="rect">
                       <a:avLst/>
@@ -2848,7 +2822,7 @@
       <w:pPr>
         <w:pStyle w:val="Titre3"/>
       </w:pPr>
-      <w:bookmarkStart w:id="7" w:name="_Toc210750183"/>
+      <w:bookmarkStart w:id="7" w:name="_Toc210756358"/>
       <w:r>
         <w:t>Crée</w:t>
       </w:r>
@@ -2979,7 +2953,6 @@
         <w:rPr>
           <w:noProof/>
         </w:rPr>
-        <w:lastRenderedPageBreak/>
         <w:drawing>
           <wp:inline distT="0" distB="0" distL="0" distR="0" wp14:anchorId="6525A89A" wp14:editId="628E3BDC">
             <wp:extent cx="5760720" cy="2961005"/>
@@ -3087,7 +3060,22 @@
       <w:pPr>
         <w:pStyle w:val="Titre2"/>
       </w:pPr>
-      <w:bookmarkStart w:id="8" w:name="_Toc210750184"/>
+    </w:p>
+    <w:p>
+      <w:pPr>
+        <w:pStyle w:val="Titre2"/>
+      </w:pPr>
+    </w:p>
+    <w:p>
+      <w:pPr>
+        <w:pStyle w:val="Titre2"/>
+      </w:pPr>
+    </w:p>
+    <w:p>
+      <w:pPr>
+        <w:pStyle w:val="Titre2"/>
+      </w:pPr>
+      <w:bookmarkStart w:id="8" w:name="_Toc210756359"/>
       <w:r>
         <w:t>Installation des modules de base d’Odoo</w:t>
       </w:r>
@@ -3111,7 +3099,6 @@
         <w:rPr>
           <w:noProof/>
         </w:rPr>
-        <w:lastRenderedPageBreak/>
         <w:drawing>
           <wp:inline distT="0" distB="0" distL="0" distR="0" wp14:anchorId="139AFCDE" wp14:editId="6E0F4562">
             <wp:extent cx="5760720" cy="3237230"/>
@@ -3181,6 +3168,7 @@
     </w:p>
     <w:p>
       <w:r>
+        <w:lastRenderedPageBreak/>
         <w:t xml:space="preserve">De plus étant Open-Source. La communauté a également développé </w:t>
       </w:r>
       <w:r>
@@ -3230,11 +3218,14 @@
     <w:p/>
     <w:p/>
     <w:p/>
+    <w:p/>
+    <w:p/>
+    <w:p/>
     <w:p>
       <w:pPr>
         <w:pStyle w:val="Titre1"/>
       </w:pPr>
-      <w:bookmarkStart w:id="9" w:name="_Toc210750185"/>
+      <w:bookmarkStart w:id="9" w:name="_Toc210756360"/>
       <w:r>
         <w:t>Identifier les besoins de la start-up</w:t>
       </w:r>
@@ -3245,7 +3236,7 @@
       <w:pPr>
         <w:pStyle w:val="Titre2"/>
       </w:pPr>
-      <w:bookmarkStart w:id="10" w:name="_Toc210750186"/>
+      <w:bookmarkStart w:id="10" w:name="_Toc210756361"/>
       <w:r>
         <w:t>Cartographie Fonctionnelle</w:t>
       </w:r>
@@ -3254,17 +3245,118 @@
         <w:t xml:space="preserve"> </w:t>
       </w:r>
     </w:p>
+    <w:p>
+      <w:pPr>
+        <w:jc w:val="center"/>
+      </w:pPr>
+      <w:r>
+        <w:rPr>
+          <w:noProof/>
+        </w:rPr>
+        <w:drawing>
+          <wp:inline distT="0" distB="0" distL="0" distR="0" wp14:anchorId="6EA6D9FC" wp14:editId="216E219D">
+            <wp:extent cx="4605047" cy="3020793"/>
+            <wp:effectExtent l="0" t="0" r="5080" b="1905"/>
+            <wp:docPr id="2080278526" name="Image 2" descr="Une image contenant diagramme, Plan, Dessin technique, schématique&#10;&#10;Le contenu généré par l’IA peut être incorrect."/>
+            <wp:cNvGraphicFramePr>
+              <a:graphicFrameLocks xmlns:a="http://schemas.openxmlformats.org/drawingml/2006/main" noChangeAspect="1"/>
+            </wp:cNvGraphicFramePr>
+            <a:graphic xmlns:a="http://schemas.openxmlformats.org/drawingml/2006/main">
+              <a:graphicData uri="http://schemas.openxmlformats.org/drawingml/2006/picture">
+                <pic:pic xmlns:pic="http://schemas.openxmlformats.org/drawingml/2006/picture">
+                  <pic:nvPicPr>
+                    <pic:cNvPr id="2080278526" name="Image 2" descr="Une image contenant diagramme, Plan, Dessin technique, schématique&#10;&#10;Le contenu généré par l’IA peut être incorrect."/>
+                    <pic:cNvPicPr/>
+                  </pic:nvPicPr>
+                  <pic:blipFill>
+                    <a:blip r:embed="rId18" cstate="print">
+                      <a:extLst>
+                        <a:ext uri="{28A0092B-C50C-407E-A947-70E740481C1C}">
+                          <a14:useLocalDpi xmlns:a14="http://schemas.microsoft.com/office/drawing/2010/main" val="0"/>
+                        </a:ext>
+                      </a:extLst>
+                    </a:blip>
+                    <a:stretch>
+                      <a:fillRect/>
+                    </a:stretch>
+                  </pic:blipFill>
+                  <pic:spPr>
+                    <a:xfrm>
+                      <a:off x="0" y="0"/>
+                      <a:ext cx="4640203" cy="3043855"/>
+                    </a:xfrm>
+                    <a:prstGeom prst="rect">
+                      <a:avLst/>
+                    </a:prstGeom>
+                  </pic:spPr>
+                </pic:pic>
+              </a:graphicData>
+            </a:graphic>
+          </wp:inline>
+        </w:drawing>
+      </w:r>
+    </w:p>
     <w:p/>
     <w:p>
       <w:pPr>
         <w:pStyle w:val="Titre2"/>
       </w:pPr>
-      <w:bookmarkStart w:id="11" w:name="_Toc210750187"/>
-      <w:r>
-        <w:lastRenderedPageBreak/>
+      <w:bookmarkStart w:id="11" w:name="_Toc210756362"/>
+      <w:r>
         <w:t>Cartographie Applicative</w:t>
       </w:r>
       <w:bookmarkEnd w:id="11"/>
+    </w:p>
+    <w:p>
+      <w:pPr>
+        <w:jc w:val="center"/>
+      </w:pPr>
+      <w:r>
+        <w:rPr>
+          <w:noProof/>
+        </w:rPr>
+        <w:drawing>
+          <wp:inline distT="0" distB="0" distL="0" distR="0" wp14:anchorId="1CEC668F" wp14:editId="3BBB746C">
+            <wp:extent cx="4497209" cy="3124053"/>
+            <wp:effectExtent l="0" t="0" r="0" b="635"/>
+            <wp:docPr id="1052964558" name="Image 3" descr="Une image contenant diagramme, cercle, capture d’écran, ligne&#10;&#10;Le contenu généré par l’IA peut être incorrect."/>
+            <wp:cNvGraphicFramePr>
+              <a:graphicFrameLocks xmlns:a="http://schemas.openxmlformats.org/drawingml/2006/main" noChangeAspect="1"/>
+            </wp:cNvGraphicFramePr>
+            <a:graphic xmlns:a="http://schemas.openxmlformats.org/drawingml/2006/main">
+              <a:graphicData uri="http://schemas.openxmlformats.org/drawingml/2006/picture">
+                <pic:pic xmlns:pic="http://schemas.openxmlformats.org/drawingml/2006/picture">
+                  <pic:nvPicPr>
+                    <pic:cNvPr id="1052964558" name="Image 3" descr="Une image contenant diagramme, cercle, capture d’écran, ligne&#10;&#10;Le contenu généré par l’IA peut être incorrect."/>
+                    <pic:cNvPicPr/>
+                  </pic:nvPicPr>
+                  <pic:blipFill>
+                    <a:blip r:embed="rId19" cstate="print">
+                      <a:extLst>
+                        <a:ext uri="{28A0092B-C50C-407E-A947-70E740481C1C}">
+                          <a14:useLocalDpi xmlns:a14="http://schemas.microsoft.com/office/drawing/2010/main" val="0"/>
+                        </a:ext>
+                      </a:extLst>
+                    </a:blip>
+                    <a:stretch>
+                      <a:fillRect/>
+                    </a:stretch>
+                  </pic:blipFill>
+                  <pic:spPr>
+                    <a:xfrm>
+                      <a:off x="0" y="0"/>
+                      <a:ext cx="4551120" cy="3161503"/>
+                    </a:xfrm>
+                    <a:prstGeom prst="rect">
+                      <a:avLst/>
+                    </a:prstGeom>
+                  </pic:spPr>
+                </pic:pic>
+              </a:graphicData>
+            </a:graphic>
+          </wp:inline>
+        </w:drawing>
+      </w:r>
     </w:p>
     <w:p/>
     <w:p>
@@ -3305,12 +3397,11 @@
         <w:t>.</w:t>
       </w:r>
     </w:p>
-    <w:p/>
     <w:p>
       <w:pPr>
         <w:pStyle w:val="Titre1"/>
       </w:pPr>
-      <w:bookmarkStart w:id="12" w:name="_Toc210750188"/>
+      <w:bookmarkStart w:id="12" w:name="_Toc210756363"/>
       <w:r>
         <w:t>Configuration métier</w:t>
       </w:r>
@@ -3323,7 +3414,7 @@
       <w:pPr>
         <w:pStyle w:val="Titre2"/>
       </w:pPr>
-      <w:bookmarkStart w:id="13" w:name="_Toc210750189"/>
+      <w:bookmarkStart w:id="13" w:name="_Toc210756364"/>
       <w:r>
         <w:t>Création d’un trajet « La Rochelle -&gt; Nantes »</w:t>
       </w:r>
@@ -3357,6 +3448,7 @@
         <w:rPr>
           <w:noProof/>
         </w:rPr>
+        <w:lastRenderedPageBreak/>
         <w:drawing>
           <wp:inline distT="0" distB="0" distL="0" distR="0" wp14:anchorId="1FED286F" wp14:editId="6834E2D2">
             <wp:extent cx="5348775" cy="2863126"/>
@@ -3387,7 +3479,7 @@
                     </pic:cNvPicPr>
                   </pic:nvPicPr>
                   <pic:blipFill>
-                    <a:blip r:embed="rId18"/>
+                    <a:blip r:embed="rId20"/>
                     <a:stretch>
                       <a:fillRect/>
                     </a:stretch>
@@ -3413,56 +3505,56 @@
       <w:pPr>
         <w:pStyle w:val="Titre2"/>
       </w:pPr>
-      <w:bookmarkStart w:id="14" w:name="_Toc210750190"/>
-      <w:r>
+      <w:bookmarkStart w:id="14" w:name="_Toc210756365"/>
+      <w:r>
+        <w:t>Simulation d’une réservation d’un passager</w:t>
+      </w:r>
+      <w:bookmarkEnd w:id="14"/>
+      <w:r>
+        <w:t xml:space="preserve"> </w:t>
+      </w:r>
+    </w:p>
+    <w:p/>
+    <w:p>
+      <w:r>
+        <w:t>Pour simuler la réservation, nous allons nous rendre dans</w:t>
+      </w:r>
+    </w:p>
+    <w:p/>
+    <w:p>
+      <w:r>
+        <w:t>Ventes &gt; Nouveau Devis et crée</w:t>
+      </w:r>
+      <w:r>
+        <w:t>r</w:t>
+      </w:r>
+      <w:r>
+        <w:t xml:space="preserve"> un devis avec le trajet cré</w:t>
+      </w:r>
+      <w:r>
+        <w:t>é</w:t>
+      </w:r>
+      <w:r>
+        <w:t xml:space="preserve"> avant.</w:t>
+      </w:r>
+    </w:p>
+    <w:p/>
+    <w:p>
+      <w:r>
+        <w:t>Ensuite il faut remplir la fiche de devis.</w:t>
+      </w:r>
+    </w:p>
+    <w:p/>
+    <w:p/>
+    <w:p>
+      <w:pPr>
+        <w:jc w:val="center"/>
+      </w:pPr>
+      <w:r>
+        <w:rPr>
+          <w:noProof/>
+        </w:rPr>
         <w:lastRenderedPageBreak/>
-        <w:t>Simulation d’une réservation d’un passager</w:t>
-      </w:r>
-      <w:bookmarkEnd w:id="14"/>
-      <w:r>
-        <w:t xml:space="preserve"> </w:t>
-      </w:r>
-    </w:p>
-    <w:p/>
-    <w:p>
-      <w:r>
-        <w:t>Pour simuler la réservation, nous allons nous rendre dans</w:t>
-      </w:r>
-    </w:p>
-    <w:p/>
-    <w:p>
-      <w:r>
-        <w:t>Ventes &gt; Nouveau Devis et crée</w:t>
-      </w:r>
-      <w:r>
-        <w:t>r</w:t>
-      </w:r>
-      <w:r>
-        <w:t xml:space="preserve"> un devis avec le trajet cré</w:t>
-      </w:r>
-      <w:r>
-        <w:t>é</w:t>
-      </w:r>
-      <w:r>
-        <w:t xml:space="preserve"> avant.</w:t>
-      </w:r>
-    </w:p>
-    <w:p/>
-    <w:p>
-      <w:r>
-        <w:t>Ensuite il faut remplir la fiche de devis.</w:t>
-      </w:r>
-    </w:p>
-    <w:p/>
-    <w:p/>
-    <w:p>
-      <w:pPr>
-        <w:jc w:val="center"/>
-      </w:pPr>
-      <w:r>
-        <w:rPr>
-          <w:noProof/>
-        </w:rPr>
         <w:drawing>
           <wp:inline distT="0" distB="0" distL="0" distR="0" wp14:anchorId="02AEEE50" wp14:editId="0BF9342E">
             <wp:extent cx="5510463" cy="3380962"/>
@@ -3493,7 +3585,7 @@
                     </pic:cNvPicPr>
                   </pic:nvPicPr>
                   <pic:blipFill>
-                    <a:blip r:embed="rId19"/>
+                    <a:blip r:embed="rId21"/>
                     <a:stretch>
                       <a:fillRect/>
                     </a:stretch>
@@ -3523,7 +3615,7 @@
       <w:pPr>
         <w:pStyle w:val="Titre2"/>
       </w:pPr>
-      <w:bookmarkStart w:id="15" w:name="_Toc210750191"/>
+      <w:bookmarkStart w:id="15" w:name="_Toc210756366"/>
       <w:r>
         <w:t xml:space="preserve">Génération </w:t>
       </w:r>
@@ -3571,7 +3663,6 @@
         <w:rPr>
           <w:noProof/>
         </w:rPr>
-        <w:lastRenderedPageBreak/>
         <w:drawing>
           <wp:inline distT="0" distB="0" distL="0" distR="0" wp14:anchorId="0C5FF7ED" wp14:editId="5A4EF806">
             <wp:extent cx="3562768" cy="2920276"/>
@@ -3602,7 +3693,7 @@
                     </pic:cNvPicPr>
                   </pic:nvPicPr>
                   <pic:blipFill>
-                    <a:blip r:embed="rId20"/>
+                    <a:blip r:embed="rId22"/>
                     <a:stretch>
                       <a:fillRect/>
                     </a:stretch>
@@ -3625,6 +3716,7 @@
     </w:p>
     <w:p>
       <w:r>
+        <w:lastRenderedPageBreak/>
         <w:t xml:space="preserve">Pour marquer un paiement il faut également se rendre dans </w:t>
       </w:r>
     </w:p>
@@ -3669,7 +3761,7 @@
                     <pic:cNvPicPr/>
                   </pic:nvPicPr>
                   <pic:blipFill>
-                    <a:blip r:embed="rId21" cstate="print">
+                    <a:blip r:embed="rId23" cstate="print">
                       <a:extLst>
                         <a:ext uri="{28A0092B-C50C-407E-A947-70E740481C1C}">
                           <a14:useLocalDpi xmlns:a14="http://schemas.microsoft.com/office/drawing/2010/main" val="0"/>
@@ -3704,11 +3796,13 @@
     </w:p>
     <w:p/>
     <w:p/>
+    <w:p/>
+    <w:p/>
     <w:p>
       <w:pPr>
         <w:pStyle w:val="Titre1"/>
       </w:pPr>
-      <w:bookmarkStart w:id="16" w:name="_Toc210750192"/>
+      <w:bookmarkStart w:id="16" w:name="_Toc210756367"/>
       <w:r>
         <w:t>CRM et suivi</w:t>
       </w:r>
@@ -3719,55 +3813,55 @@
       <w:pPr>
         <w:pStyle w:val="Titre2"/>
       </w:pPr>
-      <w:bookmarkStart w:id="17" w:name="_Toc210750193"/>
+      <w:bookmarkStart w:id="17" w:name="_Toc210756368"/>
+      <w:r>
+        <w:t>Simuler un prospect conducteur → passage en client actif</w:t>
+      </w:r>
+      <w:bookmarkEnd w:id="17"/>
+    </w:p>
+    <w:p/>
+    <w:p>
+      <w:r>
+        <w:t xml:space="preserve">Pour faire un workflow entre étapes de création de compte </w:t>
+      </w:r>
+      <w:r>
+        <w:t>à</w:t>
+      </w:r>
+      <w:r>
+        <w:t xml:space="preserve"> client actif, voici les étapes à suivre chez </w:t>
+      </w:r>
+      <w:proofErr w:type="spellStart"/>
+      <w:r>
+        <w:t>Covoit’Ouest</w:t>
+      </w:r>
+      <w:proofErr w:type="spellEnd"/>
+    </w:p>
+    <w:p>
+      <w:r>
+        <w:t>Sur ce Pipeline, les étapes pour qu’un utilisateur puisse devenir un client actif, il va devoir s’inscrire puis fournir des documents demandés par la PME.</w:t>
+      </w:r>
+    </w:p>
+    <w:p>
+      <w:r>
+        <w:t>Pour la PME, grâce à Odoo, les étapes seront facilement suivable</w:t>
+      </w:r>
+      <w:r>
+        <w:t>s</w:t>
+      </w:r>
+      <w:r>
+        <w:t xml:space="preserve"> et simple</w:t>
+      </w:r>
+      <w:r>
+        <w:t>s</w:t>
+      </w:r>
+      <w:r>
+        <w:t xml:space="preserve"> pour les procédures.</w:t>
+      </w:r>
+    </w:p>
+    <w:p/>
+    <w:p>
       <w:r>
         <w:lastRenderedPageBreak/>
-        <w:t>Simuler un prospect conducteur → passage en client actif</w:t>
-      </w:r>
-      <w:bookmarkEnd w:id="17"/>
-    </w:p>
-    <w:p/>
-    <w:p>
-      <w:r>
-        <w:t xml:space="preserve">Pour faire un workflow entre étapes de création de compte </w:t>
-      </w:r>
-      <w:r>
-        <w:t>à</w:t>
-      </w:r>
-      <w:r>
-        <w:t xml:space="preserve"> client actif, voici les étapes à suivre chez </w:t>
-      </w:r>
-      <w:proofErr w:type="spellStart"/>
-      <w:r>
-        <w:t>Covoit’Ouest</w:t>
-      </w:r>
-      <w:proofErr w:type="spellEnd"/>
-    </w:p>
-    <w:p>
-      <w:r>
-        <w:t>Sur ce Pipeline, les étapes pour qu’un utilisateur puisse devenir un client actif, il va devoir s’inscrire puis fournir des documents demandés par la PME.</w:t>
-      </w:r>
-    </w:p>
-    <w:p>
-      <w:r>
-        <w:t>Pour la PME, grâce à Odoo, les étapes seront facilement suivable</w:t>
-      </w:r>
-      <w:r>
-        <w:t>s</w:t>
-      </w:r>
-      <w:r>
-        <w:t xml:space="preserve"> et simple</w:t>
-      </w:r>
-      <w:r>
-        <w:t>s</w:t>
-      </w:r>
-      <w:r>
-        <w:t xml:space="preserve"> pour les procédures.</w:t>
-      </w:r>
-    </w:p>
-    <w:p/>
-    <w:p>
-      <w:r>
         <w:t xml:space="preserve">Ce pipeline, va permettre à </w:t>
       </w:r>
       <w:proofErr w:type="spellStart"/>
@@ -3801,7 +3895,7 @@
                     <pic:cNvPicPr/>
                   </pic:nvPicPr>
                   <pic:blipFill>
-                    <a:blip r:embed="rId22" cstate="print">
+                    <a:blip r:embed="rId24" cstate="print">
                       <a:extLst>
                         <a:ext uri="{28A0092B-C50C-407E-A947-70E740481C1C}">
                           <a14:useLocalDpi xmlns:a14="http://schemas.microsoft.com/office/drawing/2010/main" val="0"/>
@@ -3833,7 +3927,7 @@
       <w:pPr>
         <w:pStyle w:val="Titre2"/>
       </w:pPr>
-      <w:bookmarkStart w:id="18" w:name="_Toc210750194"/>
+      <w:bookmarkStart w:id="18" w:name="_Toc210756369"/>
       <w:r>
         <w:t>Crée</w:t>
       </w:r>
@@ -3900,7 +3994,6 @@
         <w:rPr>
           <w:noProof/>
         </w:rPr>
-        <w:lastRenderedPageBreak/>
         <w:drawing>
           <wp:inline distT="0" distB="0" distL="0" distR="0" wp14:anchorId="2B66D596" wp14:editId="65245BD1">
             <wp:extent cx="5760720" cy="1381125"/>
@@ -3917,7 +4010,7 @@
                     <pic:cNvPicPr/>
                   </pic:nvPicPr>
                   <pic:blipFill>
-                    <a:blip r:embed="rId23" cstate="print">
+                    <a:blip r:embed="rId25" cstate="print">
                       <a:extLst>
                         <a:ext uri="{28A0092B-C50C-407E-A947-70E740481C1C}">
                           <a14:useLocalDpi xmlns:a14="http://schemas.microsoft.com/office/drawing/2010/main" val="0"/>
@@ -3955,7 +4048,7 @@
       <w:pPr>
         <w:pStyle w:val="Titre1"/>
       </w:pPr>
-      <w:bookmarkStart w:id="19" w:name="_Toc210750195"/>
+      <w:bookmarkStart w:id="19" w:name="_Toc210756370"/>
       <w:proofErr w:type="spellStart"/>
       <w:r>
         <w:t>Reporting</w:t>
@@ -3964,17 +4057,17 @@
       <w:r>
         <w:t xml:space="preserve"> et indicateur</w:t>
       </w:r>
+      <w:r>
+        <w:t>s</w:t>
+      </w:r>
       <w:bookmarkEnd w:id="19"/>
-      <w:r>
-        <w:t>s</w:t>
-      </w:r>
     </w:p>
     <w:p/>
     <w:p>
       <w:pPr>
         <w:pStyle w:val="Titre2"/>
       </w:pPr>
-      <w:bookmarkStart w:id="20" w:name="_Toc210750196"/>
+      <w:bookmarkStart w:id="20" w:name="_Toc210756371"/>
       <w:r>
         <w:t>Visualisation</w:t>
       </w:r>
@@ -4043,7 +4136,7 @@
                     <pic:cNvPicPr/>
                   </pic:nvPicPr>
                   <pic:blipFill>
-                    <a:blip r:embed="rId24" cstate="print">
+                    <a:blip r:embed="rId26" cstate="print">
                       <a:extLst>
                         <a:ext uri="{28A0092B-C50C-407E-A947-70E740481C1C}">
                           <a14:useLocalDpi xmlns:a14="http://schemas.microsoft.com/office/drawing/2010/main" val="0"/>
@@ -4100,7 +4193,6 @@
         <w:rPr>
           <w:noProof/>
         </w:rPr>
-        <w:lastRenderedPageBreak/>
         <w:drawing>
           <wp:inline distT="0" distB="0" distL="0" distR="0" wp14:anchorId="3647E3DC" wp14:editId="6FF9CC79">
             <wp:extent cx="4767385" cy="2927591"/>
@@ -4117,7 +4209,7 @@
                     <pic:cNvPicPr/>
                   </pic:nvPicPr>
                   <pic:blipFill>
-                    <a:blip r:embed="rId25" cstate="print">
+                    <a:blip r:embed="rId27" cstate="print">
                       <a:extLst>
                         <a:ext uri="{28A0092B-C50C-407E-A947-70E740481C1C}">
                           <a14:useLocalDpi xmlns:a14="http://schemas.microsoft.com/office/drawing/2010/main" val="0"/>
@@ -4158,7 +4250,7 @@
       <w:pPr>
         <w:pStyle w:val="Titre2"/>
       </w:pPr>
-      <w:bookmarkStart w:id="21" w:name="_Toc210750197"/>
+      <w:bookmarkStart w:id="21" w:name="_Toc210756372"/>
       <w:r>
         <w:t>Exporter un rapport</w:t>
       </w:r>
@@ -4196,9 +4288,9 @@
         </w:rPr>
         <w:lastRenderedPageBreak/>
         <w:drawing>
-          <wp:inline distT="0" distB="0" distL="0" distR="0" wp14:anchorId="3A83F290" wp14:editId="289D333D">
+          <wp:inline distT="0" distB="0" distL="0" distR="0" wp14:anchorId="3A83F290" wp14:editId="5D2A717C">
             <wp:extent cx="5760720" cy="6186170"/>
-            <wp:effectExtent l="0" t="0" r="5080" b="0"/>
+            <wp:effectExtent l="0" t="0" r="0" b="3175"/>
             <wp:docPr id="848516692" name="Image 6" descr="Une image contenant texte, capture d’écran, nombre, ligne&#10;&#10;Le contenu généré par l’IA peut être incorrect."/>
             <wp:cNvGraphicFramePr>
               <a:graphicFrameLocks xmlns:a="http://schemas.openxmlformats.org/drawingml/2006/main" noChangeAspect="1"/>
@@ -4211,7 +4303,7 @@
                     <pic:cNvPicPr/>
                   </pic:nvPicPr>
                   <pic:blipFill>
-                    <a:blip r:embed="rId26" cstate="print">
+                    <a:blip r:embed="rId28" cstate="print">
                       <a:extLst>
                         <a:ext uri="{28A0092B-C50C-407E-A947-70E740481C1C}">
                           <a14:useLocalDpi xmlns:a14="http://schemas.microsoft.com/office/drawing/2010/main" val="0"/>
@@ -4249,7 +4341,7 @@
 </file>
 
 <file path=word/endnotes.xml><?xml version="1.0" encoding="utf-8"?>
-<w:endnotes xmlns:wpc="http://schemas.microsoft.com/office/word/2010/wordprocessingCanvas" xmlns:cx="http://schemas.microsoft.com/office/drawing/2014/chartex" xmlns:cx1="http://schemas.microsoft.com/office/drawing/2015/9/8/chartex" xmlns:cx2="http://schemas.microsoft.com/office/drawing/2015/10/21/chartex" xmlns:cx3="http://schemas.microsoft.com/office/drawing/2016/5/9/chartex" xmlns:cx4="http://schemas.microsoft.com/office/drawing/2016/5/10/chartex" xmlns:cx5="http://schemas.microsoft.com/office/drawing/2016/5/11/chartex" xmlns:cx6="http://schemas.microsoft.com/office/drawing/2016/5/12/chartex" xmlns:cx7="http://schemas.microsoft.com/office/drawing/2016/5/13/chartex" xmlns:cx8="http://schemas.microsoft.com/office/drawing/2016/5/14/chartex" xmlns:mc="http://schemas.openxmlformats.org/markup-compatibility/2006" xmlns:aink="http://schemas.microsoft.com/office/drawing/2016/ink" xmlns:am3d="http://schemas.microsoft.com/office/drawing/2017/model3d" xmlns:o="urn:schemas-microsoft-com:office:office" xmlns:oel="http://schemas.microsoft.com/office/2019/extlst" xmlns:r="http://schemas.openxmlformats.org/officeDocument/2006/relationships" xmlns:m="http://schemas.openxmlformats.org/officeDocument/2006/math" xmlns:v="urn:schemas-microsoft-com:vml" xmlns:wp14="http://schemas.microsoft.com/office/word/2010/wordprocessingDrawing" xmlns:wp="http://schemas.openxmlformats.org/drawingml/2006/wordprocessingDrawing" xmlns:w10="urn:schemas-microsoft-com:office:word" xmlns:w="http://schemas.openxmlformats.org/wordprocessingml/2006/main" xmlns:w14="http://schemas.microsoft.com/office/word/2010/wordml" xmlns:w15="http://schemas.microsoft.com/office/word/2012/wordml" xmlns:w16cex="http://schemas.microsoft.com/office/word/2018/wordml/cex" xmlns:w16cid="http://schemas.microsoft.com/office/word/2016/wordml/cid" xmlns:w16="http://schemas.microsoft.com/office/word/2018/wordml" xmlns:w16du="http://schemas.microsoft.com/office/word/2023/wordml/word16du" xmlns:w16sdtdh="http://schemas.microsoft.com/office/word/2020/wordml/sdtdatahash" xmlns:w16se="http://schemas.microsoft.com/office/word/2015/wordml/symex" xmlns:wpg="http://schemas.microsoft.com/office/word/2010/wordprocessingGroup" xmlns:wpi="http://schemas.microsoft.com/office/word/2010/wordprocessingInk" xmlns:wne="http://schemas.microsoft.com/office/word/2006/wordml" xmlns:wps="http://schemas.microsoft.com/office/word/2010/wordprocessingShape" mc:Ignorable="w14 w15 w16se w16cid w16 w16cex w16sdtdh w16du wp14">
+<w:endnotes xmlns:wpc="http://schemas.microsoft.com/office/word/2010/wordprocessingCanvas" xmlns:cx="http://schemas.microsoft.com/office/drawing/2014/chartex" xmlns:cx1="http://schemas.microsoft.com/office/drawing/2015/9/8/chartex" xmlns:cx2="http://schemas.microsoft.com/office/drawing/2015/10/21/chartex" xmlns:cx3="http://schemas.microsoft.com/office/drawing/2016/5/9/chartex" xmlns:cx4="http://schemas.microsoft.com/office/drawing/2016/5/10/chartex" xmlns:cx5="http://schemas.microsoft.com/office/drawing/2016/5/11/chartex" xmlns:cx6="http://schemas.microsoft.com/office/drawing/2016/5/12/chartex" xmlns:cx7="http://schemas.microsoft.com/office/drawing/2016/5/13/chartex" xmlns:cx8="http://schemas.microsoft.com/office/drawing/2016/5/14/chartex" xmlns:mc="http://schemas.openxmlformats.org/markup-compatibility/2006" xmlns:aink="http://schemas.microsoft.com/office/drawing/2016/ink" xmlns:am3d="http://schemas.microsoft.com/office/drawing/2017/model3d" xmlns:o="urn:schemas-microsoft-com:office:office" xmlns:oel="http://schemas.microsoft.com/office/2019/extlst" xmlns:r="http://schemas.openxmlformats.org/officeDocument/2006/relationships" xmlns:m="http://schemas.openxmlformats.org/officeDocument/2006/math" xmlns:v="urn:schemas-microsoft-com:vml" xmlns:wp14="http://schemas.microsoft.com/office/word/2010/wordprocessingDrawing" xmlns:wp="http://schemas.openxmlformats.org/drawingml/2006/wordprocessingDrawing" xmlns:w10="urn:schemas-microsoft-com:office:word" xmlns:w="http://schemas.openxmlformats.org/wordprocessingml/2006/main" xmlns:w14="http://schemas.microsoft.com/office/word/2010/wordml" xmlns:w15="http://schemas.microsoft.com/office/word/2012/wordml" xmlns:w16cex="http://schemas.microsoft.com/office/word/2018/wordml/cex" xmlns:w16cid="http://schemas.microsoft.com/office/word/2016/wordml/cid" xmlns:w16="http://schemas.microsoft.com/office/word/2018/wordml" xmlns:w16du="http://schemas.microsoft.com/office/word/2023/wordml/word16du" xmlns:w16sdtdh="http://schemas.microsoft.com/office/word/2020/wordml/sdtdatahash" xmlns:w16sdtfl="http://schemas.microsoft.com/office/word/2024/wordml/sdtformatlock" xmlns:w16se="http://schemas.microsoft.com/office/word/2015/wordml/symex" xmlns:wpg="http://schemas.microsoft.com/office/word/2010/wordprocessingGroup" xmlns:wpi="http://schemas.microsoft.com/office/word/2010/wordprocessingInk" xmlns:wne="http://schemas.microsoft.com/office/word/2006/wordml" xmlns:wps="http://schemas.microsoft.com/office/word/2010/wordprocessingShape" mc:Ignorable="w14 w15 w16se w16cid w16 w16cex w16sdtdh w16sdtfl w16du wp14">
   <w:endnote w:type="separator" w:id="-1">
     <w:p>
       <w:pPr>
@@ -4274,7 +4366,7 @@
 </file>
 
 <file path=word/footnotes.xml><?xml version="1.0" encoding="utf-8"?>
-<w:footnotes xmlns:wpc="http://schemas.microsoft.com/office/word/2010/wordprocessingCanvas" xmlns:cx="http://schemas.microsoft.com/office/drawing/2014/chartex" xmlns:cx1="http://schemas.microsoft.com/office/drawing/2015/9/8/chartex" xmlns:cx2="http://schemas.microsoft.com/office/drawing/2015/10/21/chartex" xmlns:cx3="http://schemas.microsoft.com/office/drawing/2016/5/9/chartex" xmlns:cx4="http://schemas.microsoft.com/office/drawing/2016/5/10/chartex" xmlns:cx5="http://schemas.microsoft.com/office/drawing/2016/5/11/chartex" xmlns:cx6="http://schemas.microsoft.com/office/drawing/2016/5/12/chartex" xmlns:cx7="http://schemas.microsoft.com/office/drawing/2016/5/13/chartex" xmlns:cx8="http://schemas.microsoft.com/office/drawing/2016/5/14/chartex" xmlns:mc="http://schemas.openxmlformats.org/markup-compatibility/2006" xmlns:aink="http://schemas.microsoft.com/office/drawing/2016/ink" xmlns:am3d="http://schemas.microsoft.com/office/drawing/2017/model3d" xmlns:o="urn:schemas-microsoft-com:office:office" xmlns:oel="http://schemas.microsoft.com/office/2019/extlst" xmlns:r="http://schemas.openxmlformats.org/officeDocument/2006/relationships" xmlns:m="http://schemas.openxmlformats.org/officeDocument/2006/math" xmlns:v="urn:schemas-microsoft-com:vml" xmlns:wp14="http://schemas.microsoft.com/office/word/2010/wordprocessingDrawing" xmlns:wp="http://schemas.openxmlformats.org/drawingml/2006/wordprocessingDrawing" xmlns:w10="urn:schemas-microsoft-com:office:word" xmlns:w="http://schemas.openxmlformats.org/wordprocessingml/2006/main" xmlns:w14="http://schemas.microsoft.com/office/word/2010/wordml" xmlns:w15="http://schemas.microsoft.com/office/word/2012/wordml" xmlns:w16cex="http://schemas.microsoft.com/office/word/2018/wordml/cex" xmlns:w16cid="http://schemas.microsoft.com/office/word/2016/wordml/cid" xmlns:w16="http://schemas.microsoft.com/office/word/2018/wordml" xmlns:w16du="http://schemas.microsoft.com/office/word/2023/wordml/word16du" xmlns:w16sdtdh="http://schemas.microsoft.com/office/word/2020/wordml/sdtdatahash" xmlns:w16se="http://schemas.microsoft.com/office/word/2015/wordml/symex" xmlns:wpg="http://schemas.microsoft.com/office/word/2010/wordprocessingGroup" xmlns:wpi="http://schemas.microsoft.com/office/word/2010/wordprocessingInk" xmlns:wne="http://schemas.microsoft.com/office/word/2006/wordml" xmlns:wps="http://schemas.microsoft.com/office/word/2010/wordprocessingShape" mc:Ignorable="w14 w15 w16se w16cid w16 w16cex w16sdtdh w16du wp14">
+<w:footnotes xmlns:wpc="http://schemas.microsoft.com/office/word/2010/wordprocessingCanvas" xmlns:cx="http://schemas.microsoft.com/office/drawing/2014/chartex" xmlns:cx1="http://schemas.microsoft.com/office/drawing/2015/9/8/chartex" xmlns:cx2="http://schemas.microsoft.com/office/drawing/2015/10/21/chartex" xmlns:cx3="http://schemas.microsoft.com/office/drawing/2016/5/9/chartex" xmlns:cx4="http://schemas.microsoft.com/office/drawing/2016/5/10/chartex" xmlns:cx5="http://schemas.microsoft.com/office/drawing/2016/5/11/chartex" xmlns:cx6="http://schemas.microsoft.com/office/drawing/2016/5/12/chartex" xmlns:cx7="http://schemas.microsoft.com/office/drawing/2016/5/13/chartex" xmlns:cx8="http://schemas.microsoft.com/office/drawing/2016/5/14/chartex" xmlns:mc="http://schemas.openxmlformats.org/markup-compatibility/2006" xmlns:aink="http://schemas.microsoft.com/office/drawing/2016/ink" xmlns:am3d="http://schemas.microsoft.com/office/drawing/2017/model3d" xmlns:o="urn:schemas-microsoft-com:office:office" xmlns:oel="http://schemas.microsoft.com/office/2019/extlst" xmlns:r="http://schemas.openxmlformats.org/officeDocument/2006/relationships" xmlns:m="http://schemas.openxmlformats.org/officeDocument/2006/math" xmlns:v="urn:schemas-microsoft-com:vml" xmlns:wp14="http://schemas.microsoft.com/office/word/2010/wordprocessingDrawing" xmlns:wp="http://schemas.openxmlformats.org/drawingml/2006/wordprocessingDrawing" xmlns:w10="urn:schemas-microsoft-com:office:word" xmlns:w="http://schemas.openxmlformats.org/wordprocessingml/2006/main" xmlns:w14="http://schemas.microsoft.com/office/word/2010/wordml" xmlns:w15="http://schemas.microsoft.com/office/word/2012/wordml" xmlns:w16cex="http://schemas.microsoft.com/office/word/2018/wordml/cex" xmlns:w16cid="http://schemas.microsoft.com/office/word/2016/wordml/cid" xmlns:w16="http://schemas.microsoft.com/office/word/2018/wordml" xmlns:w16du="http://schemas.microsoft.com/office/word/2023/wordml/word16du" xmlns:w16sdtdh="http://schemas.microsoft.com/office/word/2020/wordml/sdtdatahash" xmlns:w16sdtfl="http://schemas.microsoft.com/office/word/2024/wordml/sdtformatlock" xmlns:w16se="http://schemas.microsoft.com/office/word/2015/wordml/symex" xmlns:wpg="http://schemas.microsoft.com/office/word/2010/wordprocessingGroup" xmlns:wpi="http://schemas.microsoft.com/office/word/2010/wordprocessingInk" xmlns:wne="http://schemas.microsoft.com/office/word/2006/wordml" xmlns:wps="http://schemas.microsoft.com/office/word/2010/wordprocessingShape" mc:Ignorable="w14 w15 w16se w16cid w16 w16cex w16sdtdh w16sdtfl w16du wp14">
   <w:footnote w:type="separator" w:id="-1">
     <w:p>
       <w:pPr>
@@ -4299,7 +4391,7 @@
 </file>
 
 <file path=word/numbering.xml><?xml version="1.0" encoding="utf-8"?>
-<w:numbering xmlns:wpc="http://schemas.microsoft.com/office/word/2010/wordprocessingCanvas" xmlns:cx="http://schemas.microsoft.com/office/drawing/2014/chartex" xmlns:cx1="http://schemas.microsoft.com/office/drawing/2015/9/8/chartex" xmlns:cx2="http://schemas.microsoft.com/office/drawing/2015/10/21/chartex" xmlns:cx3="http://schemas.microsoft.com/office/drawing/2016/5/9/chartex" xmlns:cx4="http://schemas.microsoft.com/office/drawing/2016/5/10/chartex" xmlns:cx5="http://schemas.microsoft.com/office/drawing/2016/5/11/chartex" xmlns:cx6="http://schemas.microsoft.com/office/drawing/2016/5/12/chartex" xmlns:cx7="http://schemas.microsoft.com/office/drawing/2016/5/13/chartex" xmlns:cx8="http://schemas.microsoft.com/office/drawing/2016/5/14/chartex" xmlns:mc="http://schemas.openxmlformats.org/markup-compatibility/2006" xmlns:aink="http://schemas.microsoft.com/office/drawing/2016/ink" xmlns:am3d="http://schemas.microsoft.com/office/drawing/2017/model3d" xmlns:o="urn:schemas-microsoft-com:office:office" xmlns:oel="http://schemas.microsoft.com/office/2019/extlst" xmlns:r="http://schemas.openxmlformats.org/officeDocument/2006/relationships" xmlns:m="http://schemas.openxmlformats.org/officeDocument/2006/math" xmlns:v="urn:schemas-microsoft-com:vml" xmlns:wp14="http://schemas.microsoft.com/office/word/2010/wordprocessingDrawing" xmlns:wp="http://schemas.openxmlformats.org/drawingml/2006/wordprocessingDrawing" xmlns:w10="urn:schemas-microsoft-com:office:word" xmlns:w="http://schemas.openxmlformats.org/wordprocessingml/2006/main" xmlns:w14="http://schemas.microsoft.com/office/word/2010/wordml" xmlns:w15="http://schemas.microsoft.com/office/word/2012/wordml" xmlns:w16cex="http://schemas.microsoft.com/office/word/2018/wordml/cex" xmlns:w16cid="http://schemas.microsoft.com/office/word/2016/wordml/cid" xmlns:w16="http://schemas.microsoft.com/office/word/2018/wordml" xmlns:w16du="http://schemas.microsoft.com/office/word/2023/wordml/word16du" xmlns:w16sdtdh="http://schemas.microsoft.com/office/word/2020/wordml/sdtdatahash" xmlns:w16se="http://schemas.microsoft.com/office/word/2015/wordml/symex" xmlns:wpg="http://schemas.microsoft.com/office/word/2010/wordprocessingGroup" xmlns:wpi="http://schemas.microsoft.com/office/word/2010/wordprocessingInk" xmlns:wne="http://schemas.microsoft.com/office/word/2006/wordml" xmlns:wps="http://schemas.microsoft.com/office/word/2010/wordprocessingShape" mc:Ignorable="w14 w15 w16se w16cid w16 w16cex w16sdtdh w16du wp14">
+<w:numbering xmlns:wpc="http://schemas.microsoft.com/office/word/2010/wordprocessingCanvas" xmlns:cx="http://schemas.microsoft.com/office/drawing/2014/chartex" xmlns:cx1="http://schemas.microsoft.com/office/drawing/2015/9/8/chartex" xmlns:cx2="http://schemas.microsoft.com/office/drawing/2015/10/21/chartex" xmlns:cx3="http://schemas.microsoft.com/office/drawing/2016/5/9/chartex" xmlns:cx4="http://schemas.microsoft.com/office/drawing/2016/5/10/chartex" xmlns:cx5="http://schemas.microsoft.com/office/drawing/2016/5/11/chartex" xmlns:cx6="http://schemas.microsoft.com/office/drawing/2016/5/12/chartex" xmlns:cx7="http://schemas.microsoft.com/office/drawing/2016/5/13/chartex" xmlns:cx8="http://schemas.microsoft.com/office/drawing/2016/5/14/chartex" xmlns:mc="http://schemas.openxmlformats.org/markup-compatibility/2006" xmlns:aink="http://schemas.microsoft.com/office/drawing/2016/ink" xmlns:am3d="http://schemas.microsoft.com/office/drawing/2017/model3d" xmlns:o="urn:schemas-microsoft-com:office:office" xmlns:oel="http://schemas.microsoft.com/office/2019/extlst" xmlns:r="http://schemas.openxmlformats.org/officeDocument/2006/relationships" xmlns:m="http://schemas.openxmlformats.org/officeDocument/2006/math" xmlns:v="urn:schemas-microsoft-com:vml" xmlns:wp14="http://schemas.microsoft.com/office/word/2010/wordprocessingDrawing" xmlns:wp="http://schemas.openxmlformats.org/drawingml/2006/wordprocessingDrawing" xmlns:w10="urn:schemas-microsoft-com:office:word" xmlns:w="http://schemas.openxmlformats.org/wordprocessingml/2006/main" xmlns:w14="http://schemas.microsoft.com/office/word/2010/wordml" xmlns:w15="http://schemas.microsoft.com/office/word/2012/wordml" xmlns:w16cex="http://schemas.microsoft.com/office/word/2018/wordml/cex" xmlns:w16cid="http://schemas.microsoft.com/office/word/2016/wordml/cid" xmlns:w16="http://schemas.microsoft.com/office/word/2018/wordml" xmlns:w16du="http://schemas.microsoft.com/office/word/2023/wordml/word16du" xmlns:w16sdtdh="http://schemas.microsoft.com/office/word/2020/wordml/sdtdatahash" xmlns:w16sdtfl="http://schemas.microsoft.com/office/word/2024/wordml/sdtformatlock" xmlns:w16se="http://schemas.microsoft.com/office/word/2015/wordml/symex" xmlns:wpg="http://schemas.microsoft.com/office/word/2010/wordprocessingGroup" xmlns:wpi="http://schemas.microsoft.com/office/word/2010/wordprocessingInk" xmlns:wne="http://schemas.microsoft.com/office/word/2006/wordml" xmlns:wps="http://schemas.microsoft.com/office/word/2010/wordprocessingShape" mc:Ignorable="w14 w15 w16se w16cid w16 w16cex w16sdtdh w16sdtfl w16du wp14">
   <w:abstractNum w:abstractNumId="0" w15:restartNumberingAfterBreak="0">
     <w:nsid w:val="0DB745E6"/>
     <w:multiLevelType w:val="hybridMultilevel"/>
@@ -4731,7 +4823,7 @@
 </file>
 
 <file path=word/styles.xml><?xml version="1.0" encoding="utf-8"?>
-<w:styles xmlns:mc="http://schemas.openxmlformats.org/markup-compatibility/2006" xmlns:r="http://schemas.openxmlformats.org/officeDocument/2006/relationships" xmlns:w="http://schemas.openxmlformats.org/wordprocessingml/2006/main" xmlns:w14="http://schemas.microsoft.com/office/word/2010/wordml" xmlns:w15="http://schemas.microsoft.com/office/word/2012/wordml" xmlns:w16cex="http://schemas.microsoft.com/office/word/2018/wordml/cex" xmlns:w16cid="http://schemas.microsoft.com/office/word/2016/wordml/cid" xmlns:w16="http://schemas.microsoft.com/office/word/2018/wordml" xmlns:w16du="http://schemas.microsoft.com/office/word/2023/wordml/word16du" xmlns:w16sdtdh="http://schemas.microsoft.com/office/word/2020/wordml/sdtdatahash" xmlns:w16se="http://schemas.microsoft.com/office/word/2015/wordml/symex" mc:Ignorable="w14 w15 w16se w16cid w16 w16cex w16sdtdh w16du">
+<w:styles xmlns:mc="http://schemas.openxmlformats.org/markup-compatibility/2006" xmlns:r="http://schemas.openxmlformats.org/officeDocument/2006/relationships" xmlns:w="http://schemas.openxmlformats.org/wordprocessingml/2006/main" xmlns:w14="http://schemas.microsoft.com/office/word/2010/wordml" xmlns:w15="http://schemas.microsoft.com/office/word/2012/wordml" xmlns:w16cex="http://schemas.microsoft.com/office/word/2018/wordml/cex" xmlns:w16cid="http://schemas.microsoft.com/office/word/2016/wordml/cid" xmlns:w16="http://schemas.microsoft.com/office/word/2018/wordml" xmlns:w16du="http://schemas.microsoft.com/office/word/2023/wordml/word16du" xmlns:w16sdtdh="http://schemas.microsoft.com/office/word/2020/wordml/sdtdatahash" xmlns:w16sdtfl="http://schemas.microsoft.com/office/word/2024/wordml/sdtformatlock" xmlns:w16se="http://schemas.microsoft.com/office/word/2015/wordml/symex" mc:Ignorable="w14 w15 w16se w16cid w16 w16cex w16sdtdh w16sdtfl w16du">
   <w:docDefaults>
     <w:rPrDefault>
       <w:rPr>
